--- a/curriculum_plans/토론_모둠구성_및_논제배정표.docx
+++ b/curriculum_plans/토론_모둠구성_및_논제배정표.docx
@@ -82,7 +82,7 @@
           <w:sz w:val="19"/>
           <w:szCs w:val="19"/>
         </w:rPr>
-        <w:t xml:space="preserve">② 각 팀은 자기 트랙의 논제 2개(직업 선택형/확장형) 중 하나를 선택하고, 희망 입장(찬성/반대)을 정해 아래 'Ⅲ. 2인 1팀 신청표'에 기재한다.</w:t>
+        <w:t xml:space="preserve">② 각 팀은 자기 트랙의 논제 2개(직업 선택형/확장형) 중 하나를 선택해 아래 'Ⅲ. 2인 1팀 신청표'에 기재한다.</w:t>
       </w:r>
     </w:p>
     <w:p>
@@ -99,7 +99,7 @@
           <w:sz w:val="19"/>
           <w:szCs w:val="19"/>
         </w:rPr>
-        <w:t xml:space="preserve">③ 같은 논제·같은 입장을 여러 팀이 신청하면 교사가 신청 순서 또는 협의를 통해 찬성 1팀·반대 1팀씩 짝지어 1개 모둠(4명)을 구성한다.</w:t>
+        <w:t xml:space="preserve">③ 같은 논제를 신청한 팀을 교사가 신청 순서 또는 협의를 통해 2팀씩 짝지어 1개 모둠(4명)을 구성한다.</w:t>
       </w:r>
     </w:p>
     <w:p>
@@ -133,7 +133,24 @@
           <w:sz w:val="19"/>
           <w:szCs w:val="19"/>
         </w:rPr>
-        <w:t xml:space="preserve">⑤ 최종 배정 결과는 'Ⅳ. 논제별 모둠 배정표'에 옮겨 적어 학급 게시판에 공지한다.</w:t>
+        <w:t xml:space="preserve">⑤ 찬성·반대 입장은 모둠이 구성된 뒤 토론 실습 당일 제비뽑기 등으로 정한다.</w:t>
+      </w:r>
+    </w:p>
+    <w:p>
+      <w:pPr>
+        <w:pStyle w:val="ListParagraph"/>
+        <w:numPr>
+          <w:ilvl w:val="0"/>
+          <w:numId w:val="2"/>
+        </w:numPr>
+        <w:spacing w:after="80" w:line="280"/>
+      </w:pPr>
+      <w:r>
+        <w:rPr>
+          <w:sz w:val="19"/>
+          <w:szCs w:val="19"/>
+        </w:rPr>
+        <w:t xml:space="preserve">⑥ 최종 배정 결과는 'Ⅳ. 논제별 모둠 배정표'에 옮겨 적어 학급 게시판에 공지한다.</w:t>
       </w:r>
     </w:p>
     <w:p>
@@ -922,12 +939,11 @@
         </w:tblBorders>
       </w:tblPr>
       <w:tblGrid>
-        <w:gridCol w:w="900"/>
-        <w:gridCol w:w="2100"/>
-        <w:gridCol w:w="2100"/>
-        <w:gridCol w:w="1200"/>
-        <w:gridCol w:w="2666"/>
-        <w:gridCol w:w="1500"/>
+        <w:gridCol w:w="1000"/>
+        <w:gridCol w:w="2500"/>
+        <w:gridCol w:w="2500"/>
+        <w:gridCol w:w="1400"/>
+        <w:gridCol w:w="3066"/>
       </w:tblGrid>
       <w:tr>
         <w:trPr>
@@ -935,7 +951,7 @@
         </w:trPr>
         <w:tc>
           <w:tcPr>
-            <w:tcW w:type="dxa" w:w="900"/>
+            <w:tcW w:type="dxa" w:w="1000"/>
             <w:tcBorders>
               <w:top w:val="single" w:color="999999" w:sz="4"/>
               <w:left w:val="single" w:color="999999" w:sz="4"/>
@@ -969,7 +985,7 @@
         </w:tc>
         <w:tc>
           <w:tcPr>
-            <w:tcW w:type="dxa" w:w="2100"/>
+            <w:tcW w:type="dxa" w:w="2500"/>
             <w:tcBorders>
               <w:top w:val="single" w:color="999999" w:sz="4"/>
               <w:left w:val="single" w:color="999999" w:sz="4"/>
@@ -1003,7 +1019,7 @@
         </w:tc>
         <w:tc>
           <w:tcPr>
-            <w:tcW w:type="dxa" w:w="2100"/>
+            <w:tcW w:type="dxa" w:w="2500"/>
             <w:tcBorders>
               <w:top w:val="single" w:color="999999" w:sz="4"/>
               <w:left w:val="single" w:color="999999" w:sz="4"/>
@@ -1037,7 +1053,7 @@
         </w:tc>
         <w:tc>
           <w:tcPr>
-            <w:tcW w:type="dxa" w:w="1200"/>
+            <w:tcW w:type="dxa" w:w="1400"/>
             <w:tcBorders>
               <w:top w:val="single" w:color="999999" w:sz="4"/>
               <w:left w:val="single" w:color="999999" w:sz="4"/>
@@ -1071,7 +1087,7 @@
         </w:tc>
         <w:tc>
           <w:tcPr>
-            <w:tcW w:type="dxa" w:w="2666"/>
+            <w:tcW w:type="dxa" w:w="3066"/>
             <w:tcBorders>
               <w:top w:val="single" w:color="999999" w:sz="4"/>
               <w:left w:val="single" w:color="999999" w:sz="4"/>
@@ -1103,45 +1119,11 @@
             </w:r>
           </w:p>
         </w:tc>
-        <w:tc>
-          <w:tcPr>
-            <w:tcW w:type="dxa" w:w="1500"/>
-            <w:tcBorders>
-              <w:top w:val="single" w:color="999999" w:sz="4"/>
-              <w:left w:val="single" w:color="999999" w:sz="4"/>
-              <w:bottom w:val="single" w:color="999999" w:sz="4"/>
-              <w:right w:val="single" w:color="999999" w:sz="4"/>
-            </w:tcBorders>
-            <w:shd w:fill="2F5496" w:color="auto" w:val="clear"/>
-            <w:tcMar>
-              <w:top w:type="dxa" w:w="60"/>
-              <w:left w:type="dxa" w:w="80"/>
-              <w:bottom w:type="dxa" w:w="60"/>
-              <w:right w:type="dxa" w:w="80"/>
-            </w:tcMar>
-            <w:vAlign w:val="center"/>
-          </w:tcPr>
-          <w:p>
-            <w:pPr>
-              <w:jc w:val="center"/>
-            </w:pPr>
-            <w:r>
-              <w:rPr>
-                <w:b/>
-                <w:bCs/>
-                <w:color w:val="FFFFFF"/>
-                <w:sz w:val="19"/>
-                <w:szCs w:val="19"/>
-              </w:rPr>
-              <w:t xml:space="preserve">희망 입장(찬성/반대)</w:t>
-            </w:r>
-          </w:p>
-        </w:tc>
       </w:tr>
       <w:tr>
         <w:tc>
           <w:tcPr>
-            <w:tcW w:type="dxa" w:w="900"/>
+            <w:tcW w:type="dxa" w:w="1000"/>
             <w:tcBorders>
               <w:top w:val="single" w:color="999999" w:sz="4"/>
               <w:left w:val="single" w:color="999999" w:sz="4"/>
@@ -1174,127 +1156,97 @@
         </w:tc>
         <w:tc>
           <w:tcPr>
-            <w:tcW w:type="dxa" w:w="2100"/>
-            <w:tcBorders>
-              <w:top w:val="single" w:color="999999" w:sz="4"/>
-              <w:left w:val="single" w:color="999999" w:sz="4"/>
-              <w:bottom w:val="single" w:color="999999" w:sz="4"/>
-              <w:right w:val="single" w:color="999999" w:sz="4"/>
-            </w:tcBorders>
-            <w:tcMar>
-              <w:top w:type="dxa" w:w="100"/>
-              <w:left w:type="dxa" w:w="80"/>
-              <w:bottom w:type="dxa" w:w="100"/>
-              <w:right w:type="dxa" w:w="80"/>
-            </w:tcMar>
-            <w:vAlign w:val="center"/>
-          </w:tcPr>
-          <w:p>
-            <w:pPr>
-              <w:spacing w:after="0"/>
-            </w:pPr>
-            <w:r>
-              <w:rPr>
-                <w:sz w:val="18"/>
-                <w:szCs w:val="18"/>
-              </w:rPr>
-              <w:t xml:space="preserve"> </w:t>
-            </w:r>
-          </w:p>
-        </w:tc>
-        <w:tc>
-          <w:tcPr>
-            <w:tcW w:type="dxa" w:w="2100"/>
-            <w:tcBorders>
-              <w:top w:val="single" w:color="999999" w:sz="4"/>
-              <w:left w:val="single" w:color="999999" w:sz="4"/>
-              <w:bottom w:val="single" w:color="999999" w:sz="4"/>
-              <w:right w:val="single" w:color="999999" w:sz="4"/>
-            </w:tcBorders>
-            <w:tcMar>
-              <w:top w:type="dxa" w:w="100"/>
-              <w:left w:type="dxa" w:w="80"/>
-              <w:bottom w:type="dxa" w:w="100"/>
-              <w:right w:type="dxa" w:w="80"/>
-            </w:tcMar>
-            <w:vAlign w:val="center"/>
-          </w:tcPr>
-          <w:p>
-            <w:pPr>
-              <w:spacing w:after="0"/>
-            </w:pPr>
-            <w:r>
-              <w:rPr>
-                <w:sz w:val="18"/>
-                <w:szCs w:val="18"/>
-              </w:rPr>
-              <w:t xml:space="preserve"> </w:t>
-            </w:r>
-          </w:p>
-        </w:tc>
-        <w:tc>
-          <w:tcPr>
-            <w:tcW w:type="dxa" w:w="1200"/>
-            <w:tcBorders>
-              <w:top w:val="single" w:color="999999" w:sz="4"/>
-              <w:left w:val="single" w:color="999999" w:sz="4"/>
-              <w:bottom w:val="single" w:color="999999" w:sz="4"/>
-              <w:right w:val="single" w:color="999999" w:sz="4"/>
-            </w:tcBorders>
-            <w:tcMar>
-              <w:top w:type="dxa" w:w="100"/>
-              <w:left w:type="dxa" w:w="80"/>
-              <w:bottom w:type="dxa" w:w="100"/>
-              <w:right w:type="dxa" w:w="80"/>
-            </w:tcMar>
-            <w:vAlign w:val="center"/>
-          </w:tcPr>
-          <w:p>
-            <w:pPr>
-              <w:spacing w:after="0"/>
-            </w:pPr>
-            <w:r>
-              <w:rPr>
-                <w:sz w:val="18"/>
-                <w:szCs w:val="18"/>
-              </w:rPr>
-              <w:t xml:space="preserve"> </w:t>
-            </w:r>
-          </w:p>
-        </w:tc>
-        <w:tc>
-          <w:tcPr>
-            <w:tcW w:type="dxa" w:w="2666"/>
-            <w:tcBorders>
-              <w:top w:val="single" w:color="999999" w:sz="4"/>
-              <w:left w:val="single" w:color="999999" w:sz="4"/>
-              <w:bottom w:val="single" w:color="999999" w:sz="4"/>
-              <w:right w:val="single" w:color="999999" w:sz="4"/>
-            </w:tcBorders>
-            <w:tcMar>
-              <w:top w:type="dxa" w:w="100"/>
-              <w:left w:type="dxa" w:w="80"/>
-              <w:bottom w:type="dxa" w:w="100"/>
-              <w:right w:type="dxa" w:w="80"/>
-            </w:tcMar>
-            <w:vAlign w:val="center"/>
-          </w:tcPr>
-          <w:p>
-            <w:pPr>
-              <w:spacing w:after="0"/>
-            </w:pPr>
-            <w:r>
-              <w:rPr>
-                <w:sz w:val="18"/>
-                <w:szCs w:val="18"/>
-              </w:rPr>
-              <w:t xml:space="preserve"> </w:t>
-            </w:r>
-          </w:p>
-        </w:tc>
-        <w:tc>
-          <w:tcPr>
-            <w:tcW w:type="dxa" w:w="1500"/>
+            <w:tcW w:type="dxa" w:w="2500"/>
+            <w:tcBorders>
+              <w:top w:val="single" w:color="999999" w:sz="4"/>
+              <w:left w:val="single" w:color="999999" w:sz="4"/>
+              <w:bottom w:val="single" w:color="999999" w:sz="4"/>
+              <w:right w:val="single" w:color="999999" w:sz="4"/>
+            </w:tcBorders>
+            <w:tcMar>
+              <w:top w:type="dxa" w:w="100"/>
+              <w:left w:type="dxa" w:w="80"/>
+              <w:bottom w:type="dxa" w:w="100"/>
+              <w:right w:type="dxa" w:w="80"/>
+            </w:tcMar>
+            <w:vAlign w:val="center"/>
+          </w:tcPr>
+          <w:p>
+            <w:pPr>
+              <w:spacing w:after="0"/>
+            </w:pPr>
+            <w:r>
+              <w:rPr>
+                <w:sz w:val="18"/>
+                <w:szCs w:val="18"/>
+              </w:rPr>
+              <w:t xml:space="preserve"> </w:t>
+            </w:r>
+          </w:p>
+        </w:tc>
+        <w:tc>
+          <w:tcPr>
+            <w:tcW w:type="dxa" w:w="2500"/>
+            <w:tcBorders>
+              <w:top w:val="single" w:color="999999" w:sz="4"/>
+              <w:left w:val="single" w:color="999999" w:sz="4"/>
+              <w:bottom w:val="single" w:color="999999" w:sz="4"/>
+              <w:right w:val="single" w:color="999999" w:sz="4"/>
+            </w:tcBorders>
+            <w:tcMar>
+              <w:top w:type="dxa" w:w="100"/>
+              <w:left w:type="dxa" w:w="80"/>
+              <w:bottom w:type="dxa" w:w="100"/>
+              <w:right w:type="dxa" w:w="80"/>
+            </w:tcMar>
+            <w:vAlign w:val="center"/>
+          </w:tcPr>
+          <w:p>
+            <w:pPr>
+              <w:spacing w:after="0"/>
+            </w:pPr>
+            <w:r>
+              <w:rPr>
+                <w:sz w:val="18"/>
+                <w:szCs w:val="18"/>
+              </w:rPr>
+              <w:t xml:space="preserve"> </w:t>
+            </w:r>
+          </w:p>
+        </w:tc>
+        <w:tc>
+          <w:tcPr>
+            <w:tcW w:type="dxa" w:w="1400"/>
+            <w:tcBorders>
+              <w:top w:val="single" w:color="999999" w:sz="4"/>
+              <w:left w:val="single" w:color="999999" w:sz="4"/>
+              <w:bottom w:val="single" w:color="999999" w:sz="4"/>
+              <w:right w:val="single" w:color="999999" w:sz="4"/>
+            </w:tcBorders>
+            <w:tcMar>
+              <w:top w:type="dxa" w:w="100"/>
+              <w:left w:type="dxa" w:w="80"/>
+              <w:bottom w:type="dxa" w:w="100"/>
+              <w:right w:type="dxa" w:w="80"/>
+            </w:tcMar>
+            <w:vAlign w:val="center"/>
+          </w:tcPr>
+          <w:p>
+            <w:pPr>
+              <w:spacing w:after="0"/>
+            </w:pPr>
+            <w:r>
+              <w:rPr>
+                <w:sz w:val="18"/>
+                <w:szCs w:val="18"/>
+              </w:rPr>
+              <w:t xml:space="preserve"> </w:t>
+            </w:r>
+          </w:p>
+        </w:tc>
+        <w:tc>
+          <w:tcPr>
+            <w:tcW w:type="dxa" w:w="3066"/>
             <w:tcBorders>
               <w:top w:val="single" w:color="999999" w:sz="4"/>
               <w:left w:val="single" w:color="999999" w:sz="4"/>
@@ -1326,7 +1278,7 @@
       <w:tr>
         <w:tc>
           <w:tcPr>
-            <w:tcW w:type="dxa" w:w="900"/>
+            <w:tcW w:type="dxa" w:w="1000"/>
             <w:tcBorders>
               <w:top w:val="single" w:color="999999" w:sz="4"/>
               <w:left w:val="single" w:color="999999" w:sz="4"/>
@@ -1359,127 +1311,97 @@
         </w:tc>
         <w:tc>
           <w:tcPr>
-            <w:tcW w:type="dxa" w:w="2100"/>
-            <w:tcBorders>
-              <w:top w:val="single" w:color="999999" w:sz="4"/>
-              <w:left w:val="single" w:color="999999" w:sz="4"/>
-              <w:bottom w:val="single" w:color="999999" w:sz="4"/>
-              <w:right w:val="single" w:color="999999" w:sz="4"/>
-            </w:tcBorders>
-            <w:tcMar>
-              <w:top w:type="dxa" w:w="100"/>
-              <w:left w:type="dxa" w:w="80"/>
-              <w:bottom w:type="dxa" w:w="100"/>
-              <w:right w:type="dxa" w:w="80"/>
-            </w:tcMar>
-            <w:vAlign w:val="center"/>
-          </w:tcPr>
-          <w:p>
-            <w:pPr>
-              <w:spacing w:after="0"/>
-            </w:pPr>
-            <w:r>
-              <w:rPr>
-                <w:sz w:val="18"/>
-                <w:szCs w:val="18"/>
-              </w:rPr>
-              <w:t xml:space="preserve"> </w:t>
-            </w:r>
-          </w:p>
-        </w:tc>
-        <w:tc>
-          <w:tcPr>
-            <w:tcW w:type="dxa" w:w="2100"/>
-            <w:tcBorders>
-              <w:top w:val="single" w:color="999999" w:sz="4"/>
-              <w:left w:val="single" w:color="999999" w:sz="4"/>
-              <w:bottom w:val="single" w:color="999999" w:sz="4"/>
-              <w:right w:val="single" w:color="999999" w:sz="4"/>
-            </w:tcBorders>
-            <w:tcMar>
-              <w:top w:type="dxa" w:w="100"/>
-              <w:left w:type="dxa" w:w="80"/>
-              <w:bottom w:type="dxa" w:w="100"/>
-              <w:right w:type="dxa" w:w="80"/>
-            </w:tcMar>
-            <w:vAlign w:val="center"/>
-          </w:tcPr>
-          <w:p>
-            <w:pPr>
-              <w:spacing w:after="0"/>
-            </w:pPr>
-            <w:r>
-              <w:rPr>
-                <w:sz w:val="18"/>
-                <w:szCs w:val="18"/>
-              </w:rPr>
-              <w:t xml:space="preserve"> </w:t>
-            </w:r>
-          </w:p>
-        </w:tc>
-        <w:tc>
-          <w:tcPr>
-            <w:tcW w:type="dxa" w:w="1200"/>
-            <w:tcBorders>
-              <w:top w:val="single" w:color="999999" w:sz="4"/>
-              <w:left w:val="single" w:color="999999" w:sz="4"/>
-              <w:bottom w:val="single" w:color="999999" w:sz="4"/>
-              <w:right w:val="single" w:color="999999" w:sz="4"/>
-            </w:tcBorders>
-            <w:tcMar>
-              <w:top w:type="dxa" w:w="100"/>
-              <w:left w:type="dxa" w:w="80"/>
-              <w:bottom w:type="dxa" w:w="100"/>
-              <w:right w:type="dxa" w:w="80"/>
-            </w:tcMar>
-            <w:vAlign w:val="center"/>
-          </w:tcPr>
-          <w:p>
-            <w:pPr>
-              <w:spacing w:after="0"/>
-            </w:pPr>
-            <w:r>
-              <w:rPr>
-                <w:sz w:val="18"/>
-                <w:szCs w:val="18"/>
-              </w:rPr>
-              <w:t xml:space="preserve"> </w:t>
-            </w:r>
-          </w:p>
-        </w:tc>
-        <w:tc>
-          <w:tcPr>
-            <w:tcW w:type="dxa" w:w="2666"/>
-            <w:tcBorders>
-              <w:top w:val="single" w:color="999999" w:sz="4"/>
-              <w:left w:val="single" w:color="999999" w:sz="4"/>
-              <w:bottom w:val="single" w:color="999999" w:sz="4"/>
-              <w:right w:val="single" w:color="999999" w:sz="4"/>
-            </w:tcBorders>
-            <w:tcMar>
-              <w:top w:type="dxa" w:w="100"/>
-              <w:left w:type="dxa" w:w="80"/>
-              <w:bottom w:type="dxa" w:w="100"/>
-              <w:right w:type="dxa" w:w="80"/>
-            </w:tcMar>
-            <w:vAlign w:val="center"/>
-          </w:tcPr>
-          <w:p>
-            <w:pPr>
-              <w:spacing w:after="0"/>
-            </w:pPr>
-            <w:r>
-              <w:rPr>
-                <w:sz w:val="18"/>
-                <w:szCs w:val="18"/>
-              </w:rPr>
-              <w:t xml:space="preserve"> </w:t>
-            </w:r>
-          </w:p>
-        </w:tc>
-        <w:tc>
-          <w:tcPr>
-            <w:tcW w:type="dxa" w:w="1500"/>
+            <w:tcW w:type="dxa" w:w="2500"/>
+            <w:tcBorders>
+              <w:top w:val="single" w:color="999999" w:sz="4"/>
+              <w:left w:val="single" w:color="999999" w:sz="4"/>
+              <w:bottom w:val="single" w:color="999999" w:sz="4"/>
+              <w:right w:val="single" w:color="999999" w:sz="4"/>
+            </w:tcBorders>
+            <w:tcMar>
+              <w:top w:type="dxa" w:w="100"/>
+              <w:left w:type="dxa" w:w="80"/>
+              <w:bottom w:type="dxa" w:w="100"/>
+              <w:right w:type="dxa" w:w="80"/>
+            </w:tcMar>
+            <w:vAlign w:val="center"/>
+          </w:tcPr>
+          <w:p>
+            <w:pPr>
+              <w:spacing w:after="0"/>
+            </w:pPr>
+            <w:r>
+              <w:rPr>
+                <w:sz w:val="18"/>
+                <w:szCs w:val="18"/>
+              </w:rPr>
+              <w:t xml:space="preserve"> </w:t>
+            </w:r>
+          </w:p>
+        </w:tc>
+        <w:tc>
+          <w:tcPr>
+            <w:tcW w:type="dxa" w:w="2500"/>
+            <w:tcBorders>
+              <w:top w:val="single" w:color="999999" w:sz="4"/>
+              <w:left w:val="single" w:color="999999" w:sz="4"/>
+              <w:bottom w:val="single" w:color="999999" w:sz="4"/>
+              <w:right w:val="single" w:color="999999" w:sz="4"/>
+            </w:tcBorders>
+            <w:tcMar>
+              <w:top w:type="dxa" w:w="100"/>
+              <w:left w:type="dxa" w:w="80"/>
+              <w:bottom w:type="dxa" w:w="100"/>
+              <w:right w:type="dxa" w:w="80"/>
+            </w:tcMar>
+            <w:vAlign w:val="center"/>
+          </w:tcPr>
+          <w:p>
+            <w:pPr>
+              <w:spacing w:after="0"/>
+            </w:pPr>
+            <w:r>
+              <w:rPr>
+                <w:sz w:val="18"/>
+                <w:szCs w:val="18"/>
+              </w:rPr>
+              <w:t xml:space="preserve"> </w:t>
+            </w:r>
+          </w:p>
+        </w:tc>
+        <w:tc>
+          <w:tcPr>
+            <w:tcW w:type="dxa" w:w="1400"/>
+            <w:tcBorders>
+              <w:top w:val="single" w:color="999999" w:sz="4"/>
+              <w:left w:val="single" w:color="999999" w:sz="4"/>
+              <w:bottom w:val="single" w:color="999999" w:sz="4"/>
+              <w:right w:val="single" w:color="999999" w:sz="4"/>
+            </w:tcBorders>
+            <w:tcMar>
+              <w:top w:type="dxa" w:w="100"/>
+              <w:left w:type="dxa" w:w="80"/>
+              <w:bottom w:type="dxa" w:w="100"/>
+              <w:right w:type="dxa" w:w="80"/>
+            </w:tcMar>
+            <w:vAlign w:val="center"/>
+          </w:tcPr>
+          <w:p>
+            <w:pPr>
+              <w:spacing w:after="0"/>
+            </w:pPr>
+            <w:r>
+              <w:rPr>
+                <w:sz w:val="18"/>
+                <w:szCs w:val="18"/>
+              </w:rPr>
+              <w:t xml:space="preserve"> </w:t>
+            </w:r>
+          </w:p>
+        </w:tc>
+        <w:tc>
+          <w:tcPr>
+            <w:tcW w:type="dxa" w:w="3066"/>
             <w:tcBorders>
               <w:top w:val="single" w:color="999999" w:sz="4"/>
               <w:left w:val="single" w:color="999999" w:sz="4"/>
@@ -1511,7 +1433,7 @@
       <w:tr>
         <w:tc>
           <w:tcPr>
-            <w:tcW w:type="dxa" w:w="900"/>
+            <w:tcW w:type="dxa" w:w="1000"/>
             <w:tcBorders>
               <w:top w:val="single" w:color="999999" w:sz="4"/>
               <w:left w:val="single" w:color="999999" w:sz="4"/>
@@ -1544,127 +1466,97 @@
         </w:tc>
         <w:tc>
           <w:tcPr>
-            <w:tcW w:type="dxa" w:w="2100"/>
-            <w:tcBorders>
-              <w:top w:val="single" w:color="999999" w:sz="4"/>
-              <w:left w:val="single" w:color="999999" w:sz="4"/>
-              <w:bottom w:val="single" w:color="999999" w:sz="4"/>
-              <w:right w:val="single" w:color="999999" w:sz="4"/>
-            </w:tcBorders>
-            <w:tcMar>
-              <w:top w:type="dxa" w:w="100"/>
-              <w:left w:type="dxa" w:w="80"/>
-              <w:bottom w:type="dxa" w:w="100"/>
-              <w:right w:type="dxa" w:w="80"/>
-            </w:tcMar>
-            <w:vAlign w:val="center"/>
-          </w:tcPr>
-          <w:p>
-            <w:pPr>
-              <w:spacing w:after="0"/>
-            </w:pPr>
-            <w:r>
-              <w:rPr>
-                <w:sz w:val="18"/>
-                <w:szCs w:val="18"/>
-              </w:rPr>
-              <w:t xml:space="preserve"> </w:t>
-            </w:r>
-          </w:p>
-        </w:tc>
-        <w:tc>
-          <w:tcPr>
-            <w:tcW w:type="dxa" w:w="2100"/>
-            <w:tcBorders>
-              <w:top w:val="single" w:color="999999" w:sz="4"/>
-              <w:left w:val="single" w:color="999999" w:sz="4"/>
-              <w:bottom w:val="single" w:color="999999" w:sz="4"/>
-              <w:right w:val="single" w:color="999999" w:sz="4"/>
-            </w:tcBorders>
-            <w:tcMar>
-              <w:top w:type="dxa" w:w="100"/>
-              <w:left w:type="dxa" w:w="80"/>
-              <w:bottom w:type="dxa" w:w="100"/>
-              <w:right w:type="dxa" w:w="80"/>
-            </w:tcMar>
-            <w:vAlign w:val="center"/>
-          </w:tcPr>
-          <w:p>
-            <w:pPr>
-              <w:spacing w:after="0"/>
-            </w:pPr>
-            <w:r>
-              <w:rPr>
-                <w:sz w:val="18"/>
-                <w:szCs w:val="18"/>
-              </w:rPr>
-              <w:t xml:space="preserve"> </w:t>
-            </w:r>
-          </w:p>
-        </w:tc>
-        <w:tc>
-          <w:tcPr>
-            <w:tcW w:type="dxa" w:w="1200"/>
-            <w:tcBorders>
-              <w:top w:val="single" w:color="999999" w:sz="4"/>
-              <w:left w:val="single" w:color="999999" w:sz="4"/>
-              <w:bottom w:val="single" w:color="999999" w:sz="4"/>
-              <w:right w:val="single" w:color="999999" w:sz="4"/>
-            </w:tcBorders>
-            <w:tcMar>
-              <w:top w:type="dxa" w:w="100"/>
-              <w:left w:type="dxa" w:w="80"/>
-              <w:bottom w:type="dxa" w:w="100"/>
-              <w:right w:type="dxa" w:w="80"/>
-            </w:tcMar>
-            <w:vAlign w:val="center"/>
-          </w:tcPr>
-          <w:p>
-            <w:pPr>
-              <w:spacing w:after="0"/>
-            </w:pPr>
-            <w:r>
-              <w:rPr>
-                <w:sz w:val="18"/>
-                <w:szCs w:val="18"/>
-              </w:rPr>
-              <w:t xml:space="preserve"> </w:t>
-            </w:r>
-          </w:p>
-        </w:tc>
-        <w:tc>
-          <w:tcPr>
-            <w:tcW w:type="dxa" w:w="2666"/>
-            <w:tcBorders>
-              <w:top w:val="single" w:color="999999" w:sz="4"/>
-              <w:left w:val="single" w:color="999999" w:sz="4"/>
-              <w:bottom w:val="single" w:color="999999" w:sz="4"/>
-              <w:right w:val="single" w:color="999999" w:sz="4"/>
-            </w:tcBorders>
-            <w:tcMar>
-              <w:top w:type="dxa" w:w="100"/>
-              <w:left w:type="dxa" w:w="80"/>
-              <w:bottom w:type="dxa" w:w="100"/>
-              <w:right w:type="dxa" w:w="80"/>
-            </w:tcMar>
-            <w:vAlign w:val="center"/>
-          </w:tcPr>
-          <w:p>
-            <w:pPr>
-              <w:spacing w:after="0"/>
-            </w:pPr>
-            <w:r>
-              <w:rPr>
-                <w:sz w:val="18"/>
-                <w:szCs w:val="18"/>
-              </w:rPr>
-              <w:t xml:space="preserve"> </w:t>
-            </w:r>
-          </w:p>
-        </w:tc>
-        <w:tc>
-          <w:tcPr>
-            <w:tcW w:type="dxa" w:w="1500"/>
+            <w:tcW w:type="dxa" w:w="2500"/>
+            <w:tcBorders>
+              <w:top w:val="single" w:color="999999" w:sz="4"/>
+              <w:left w:val="single" w:color="999999" w:sz="4"/>
+              <w:bottom w:val="single" w:color="999999" w:sz="4"/>
+              <w:right w:val="single" w:color="999999" w:sz="4"/>
+            </w:tcBorders>
+            <w:tcMar>
+              <w:top w:type="dxa" w:w="100"/>
+              <w:left w:type="dxa" w:w="80"/>
+              <w:bottom w:type="dxa" w:w="100"/>
+              <w:right w:type="dxa" w:w="80"/>
+            </w:tcMar>
+            <w:vAlign w:val="center"/>
+          </w:tcPr>
+          <w:p>
+            <w:pPr>
+              <w:spacing w:after="0"/>
+            </w:pPr>
+            <w:r>
+              <w:rPr>
+                <w:sz w:val="18"/>
+                <w:szCs w:val="18"/>
+              </w:rPr>
+              <w:t xml:space="preserve"> </w:t>
+            </w:r>
+          </w:p>
+        </w:tc>
+        <w:tc>
+          <w:tcPr>
+            <w:tcW w:type="dxa" w:w="2500"/>
+            <w:tcBorders>
+              <w:top w:val="single" w:color="999999" w:sz="4"/>
+              <w:left w:val="single" w:color="999999" w:sz="4"/>
+              <w:bottom w:val="single" w:color="999999" w:sz="4"/>
+              <w:right w:val="single" w:color="999999" w:sz="4"/>
+            </w:tcBorders>
+            <w:tcMar>
+              <w:top w:type="dxa" w:w="100"/>
+              <w:left w:type="dxa" w:w="80"/>
+              <w:bottom w:type="dxa" w:w="100"/>
+              <w:right w:type="dxa" w:w="80"/>
+            </w:tcMar>
+            <w:vAlign w:val="center"/>
+          </w:tcPr>
+          <w:p>
+            <w:pPr>
+              <w:spacing w:after="0"/>
+            </w:pPr>
+            <w:r>
+              <w:rPr>
+                <w:sz w:val="18"/>
+                <w:szCs w:val="18"/>
+              </w:rPr>
+              <w:t xml:space="preserve"> </w:t>
+            </w:r>
+          </w:p>
+        </w:tc>
+        <w:tc>
+          <w:tcPr>
+            <w:tcW w:type="dxa" w:w="1400"/>
+            <w:tcBorders>
+              <w:top w:val="single" w:color="999999" w:sz="4"/>
+              <w:left w:val="single" w:color="999999" w:sz="4"/>
+              <w:bottom w:val="single" w:color="999999" w:sz="4"/>
+              <w:right w:val="single" w:color="999999" w:sz="4"/>
+            </w:tcBorders>
+            <w:tcMar>
+              <w:top w:type="dxa" w:w="100"/>
+              <w:left w:type="dxa" w:w="80"/>
+              <w:bottom w:type="dxa" w:w="100"/>
+              <w:right w:type="dxa" w:w="80"/>
+            </w:tcMar>
+            <w:vAlign w:val="center"/>
+          </w:tcPr>
+          <w:p>
+            <w:pPr>
+              <w:spacing w:after="0"/>
+            </w:pPr>
+            <w:r>
+              <w:rPr>
+                <w:sz w:val="18"/>
+                <w:szCs w:val="18"/>
+              </w:rPr>
+              <w:t xml:space="preserve"> </w:t>
+            </w:r>
+          </w:p>
+        </w:tc>
+        <w:tc>
+          <w:tcPr>
+            <w:tcW w:type="dxa" w:w="3066"/>
             <w:tcBorders>
               <w:top w:val="single" w:color="999999" w:sz="4"/>
               <w:left w:val="single" w:color="999999" w:sz="4"/>
@@ -1696,7 +1588,7 @@
       <w:tr>
         <w:tc>
           <w:tcPr>
-            <w:tcW w:type="dxa" w:w="900"/>
+            <w:tcW w:type="dxa" w:w="1000"/>
             <w:tcBorders>
               <w:top w:val="single" w:color="999999" w:sz="4"/>
               <w:left w:val="single" w:color="999999" w:sz="4"/>
@@ -1729,127 +1621,97 @@
         </w:tc>
         <w:tc>
           <w:tcPr>
-            <w:tcW w:type="dxa" w:w="2100"/>
-            <w:tcBorders>
-              <w:top w:val="single" w:color="999999" w:sz="4"/>
-              <w:left w:val="single" w:color="999999" w:sz="4"/>
-              <w:bottom w:val="single" w:color="999999" w:sz="4"/>
-              <w:right w:val="single" w:color="999999" w:sz="4"/>
-            </w:tcBorders>
-            <w:tcMar>
-              <w:top w:type="dxa" w:w="100"/>
-              <w:left w:type="dxa" w:w="80"/>
-              <w:bottom w:type="dxa" w:w="100"/>
-              <w:right w:type="dxa" w:w="80"/>
-            </w:tcMar>
-            <w:vAlign w:val="center"/>
-          </w:tcPr>
-          <w:p>
-            <w:pPr>
-              <w:spacing w:after="0"/>
-            </w:pPr>
-            <w:r>
-              <w:rPr>
-                <w:sz w:val="18"/>
-                <w:szCs w:val="18"/>
-              </w:rPr>
-              <w:t xml:space="preserve"> </w:t>
-            </w:r>
-          </w:p>
-        </w:tc>
-        <w:tc>
-          <w:tcPr>
-            <w:tcW w:type="dxa" w:w="2100"/>
-            <w:tcBorders>
-              <w:top w:val="single" w:color="999999" w:sz="4"/>
-              <w:left w:val="single" w:color="999999" w:sz="4"/>
-              <w:bottom w:val="single" w:color="999999" w:sz="4"/>
-              <w:right w:val="single" w:color="999999" w:sz="4"/>
-            </w:tcBorders>
-            <w:tcMar>
-              <w:top w:type="dxa" w:w="100"/>
-              <w:left w:type="dxa" w:w="80"/>
-              <w:bottom w:type="dxa" w:w="100"/>
-              <w:right w:type="dxa" w:w="80"/>
-            </w:tcMar>
-            <w:vAlign w:val="center"/>
-          </w:tcPr>
-          <w:p>
-            <w:pPr>
-              <w:spacing w:after="0"/>
-            </w:pPr>
-            <w:r>
-              <w:rPr>
-                <w:sz w:val="18"/>
-                <w:szCs w:val="18"/>
-              </w:rPr>
-              <w:t xml:space="preserve"> </w:t>
-            </w:r>
-          </w:p>
-        </w:tc>
-        <w:tc>
-          <w:tcPr>
-            <w:tcW w:type="dxa" w:w="1200"/>
-            <w:tcBorders>
-              <w:top w:val="single" w:color="999999" w:sz="4"/>
-              <w:left w:val="single" w:color="999999" w:sz="4"/>
-              <w:bottom w:val="single" w:color="999999" w:sz="4"/>
-              <w:right w:val="single" w:color="999999" w:sz="4"/>
-            </w:tcBorders>
-            <w:tcMar>
-              <w:top w:type="dxa" w:w="100"/>
-              <w:left w:type="dxa" w:w="80"/>
-              <w:bottom w:type="dxa" w:w="100"/>
-              <w:right w:type="dxa" w:w="80"/>
-            </w:tcMar>
-            <w:vAlign w:val="center"/>
-          </w:tcPr>
-          <w:p>
-            <w:pPr>
-              <w:spacing w:after="0"/>
-            </w:pPr>
-            <w:r>
-              <w:rPr>
-                <w:sz w:val="18"/>
-                <w:szCs w:val="18"/>
-              </w:rPr>
-              <w:t xml:space="preserve"> </w:t>
-            </w:r>
-          </w:p>
-        </w:tc>
-        <w:tc>
-          <w:tcPr>
-            <w:tcW w:type="dxa" w:w="2666"/>
-            <w:tcBorders>
-              <w:top w:val="single" w:color="999999" w:sz="4"/>
-              <w:left w:val="single" w:color="999999" w:sz="4"/>
-              <w:bottom w:val="single" w:color="999999" w:sz="4"/>
-              <w:right w:val="single" w:color="999999" w:sz="4"/>
-            </w:tcBorders>
-            <w:tcMar>
-              <w:top w:type="dxa" w:w="100"/>
-              <w:left w:type="dxa" w:w="80"/>
-              <w:bottom w:type="dxa" w:w="100"/>
-              <w:right w:type="dxa" w:w="80"/>
-            </w:tcMar>
-            <w:vAlign w:val="center"/>
-          </w:tcPr>
-          <w:p>
-            <w:pPr>
-              <w:spacing w:after="0"/>
-            </w:pPr>
-            <w:r>
-              <w:rPr>
-                <w:sz w:val="18"/>
-                <w:szCs w:val="18"/>
-              </w:rPr>
-              <w:t xml:space="preserve"> </w:t>
-            </w:r>
-          </w:p>
-        </w:tc>
-        <w:tc>
-          <w:tcPr>
-            <w:tcW w:type="dxa" w:w="1500"/>
+            <w:tcW w:type="dxa" w:w="2500"/>
+            <w:tcBorders>
+              <w:top w:val="single" w:color="999999" w:sz="4"/>
+              <w:left w:val="single" w:color="999999" w:sz="4"/>
+              <w:bottom w:val="single" w:color="999999" w:sz="4"/>
+              <w:right w:val="single" w:color="999999" w:sz="4"/>
+            </w:tcBorders>
+            <w:tcMar>
+              <w:top w:type="dxa" w:w="100"/>
+              <w:left w:type="dxa" w:w="80"/>
+              <w:bottom w:type="dxa" w:w="100"/>
+              <w:right w:type="dxa" w:w="80"/>
+            </w:tcMar>
+            <w:vAlign w:val="center"/>
+          </w:tcPr>
+          <w:p>
+            <w:pPr>
+              <w:spacing w:after="0"/>
+            </w:pPr>
+            <w:r>
+              <w:rPr>
+                <w:sz w:val="18"/>
+                <w:szCs w:val="18"/>
+              </w:rPr>
+              <w:t xml:space="preserve"> </w:t>
+            </w:r>
+          </w:p>
+        </w:tc>
+        <w:tc>
+          <w:tcPr>
+            <w:tcW w:type="dxa" w:w="2500"/>
+            <w:tcBorders>
+              <w:top w:val="single" w:color="999999" w:sz="4"/>
+              <w:left w:val="single" w:color="999999" w:sz="4"/>
+              <w:bottom w:val="single" w:color="999999" w:sz="4"/>
+              <w:right w:val="single" w:color="999999" w:sz="4"/>
+            </w:tcBorders>
+            <w:tcMar>
+              <w:top w:type="dxa" w:w="100"/>
+              <w:left w:type="dxa" w:w="80"/>
+              <w:bottom w:type="dxa" w:w="100"/>
+              <w:right w:type="dxa" w:w="80"/>
+            </w:tcMar>
+            <w:vAlign w:val="center"/>
+          </w:tcPr>
+          <w:p>
+            <w:pPr>
+              <w:spacing w:after="0"/>
+            </w:pPr>
+            <w:r>
+              <w:rPr>
+                <w:sz w:val="18"/>
+                <w:szCs w:val="18"/>
+              </w:rPr>
+              <w:t xml:space="preserve"> </w:t>
+            </w:r>
+          </w:p>
+        </w:tc>
+        <w:tc>
+          <w:tcPr>
+            <w:tcW w:type="dxa" w:w="1400"/>
+            <w:tcBorders>
+              <w:top w:val="single" w:color="999999" w:sz="4"/>
+              <w:left w:val="single" w:color="999999" w:sz="4"/>
+              <w:bottom w:val="single" w:color="999999" w:sz="4"/>
+              <w:right w:val="single" w:color="999999" w:sz="4"/>
+            </w:tcBorders>
+            <w:tcMar>
+              <w:top w:type="dxa" w:w="100"/>
+              <w:left w:type="dxa" w:w="80"/>
+              <w:bottom w:type="dxa" w:w="100"/>
+              <w:right w:type="dxa" w:w="80"/>
+            </w:tcMar>
+            <w:vAlign w:val="center"/>
+          </w:tcPr>
+          <w:p>
+            <w:pPr>
+              <w:spacing w:after="0"/>
+            </w:pPr>
+            <w:r>
+              <w:rPr>
+                <w:sz w:val="18"/>
+                <w:szCs w:val="18"/>
+              </w:rPr>
+              <w:t xml:space="preserve"> </w:t>
+            </w:r>
+          </w:p>
+        </w:tc>
+        <w:tc>
+          <w:tcPr>
+            <w:tcW w:type="dxa" w:w="3066"/>
             <w:tcBorders>
               <w:top w:val="single" w:color="999999" w:sz="4"/>
               <w:left w:val="single" w:color="999999" w:sz="4"/>
@@ -1881,7 +1743,7 @@
       <w:tr>
         <w:tc>
           <w:tcPr>
-            <w:tcW w:type="dxa" w:w="900"/>
+            <w:tcW w:type="dxa" w:w="1000"/>
             <w:tcBorders>
               <w:top w:val="single" w:color="999999" w:sz="4"/>
               <w:left w:val="single" w:color="999999" w:sz="4"/>
@@ -1914,127 +1776,97 @@
         </w:tc>
         <w:tc>
           <w:tcPr>
-            <w:tcW w:type="dxa" w:w="2100"/>
-            <w:tcBorders>
-              <w:top w:val="single" w:color="999999" w:sz="4"/>
-              <w:left w:val="single" w:color="999999" w:sz="4"/>
-              <w:bottom w:val="single" w:color="999999" w:sz="4"/>
-              <w:right w:val="single" w:color="999999" w:sz="4"/>
-            </w:tcBorders>
-            <w:tcMar>
-              <w:top w:type="dxa" w:w="100"/>
-              <w:left w:type="dxa" w:w="80"/>
-              <w:bottom w:type="dxa" w:w="100"/>
-              <w:right w:type="dxa" w:w="80"/>
-            </w:tcMar>
-            <w:vAlign w:val="center"/>
-          </w:tcPr>
-          <w:p>
-            <w:pPr>
-              <w:spacing w:after="0"/>
-            </w:pPr>
-            <w:r>
-              <w:rPr>
-                <w:sz w:val="18"/>
-                <w:szCs w:val="18"/>
-              </w:rPr>
-              <w:t xml:space="preserve"> </w:t>
-            </w:r>
-          </w:p>
-        </w:tc>
-        <w:tc>
-          <w:tcPr>
-            <w:tcW w:type="dxa" w:w="2100"/>
-            <w:tcBorders>
-              <w:top w:val="single" w:color="999999" w:sz="4"/>
-              <w:left w:val="single" w:color="999999" w:sz="4"/>
-              <w:bottom w:val="single" w:color="999999" w:sz="4"/>
-              <w:right w:val="single" w:color="999999" w:sz="4"/>
-            </w:tcBorders>
-            <w:tcMar>
-              <w:top w:type="dxa" w:w="100"/>
-              <w:left w:type="dxa" w:w="80"/>
-              <w:bottom w:type="dxa" w:w="100"/>
-              <w:right w:type="dxa" w:w="80"/>
-            </w:tcMar>
-            <w:vAlign w:val="center"/>
-          </w:tcPr>
-          <w:p>
-            <w:pPr>
-              <w:spacing w:after="0"/>
-            </w:pPr>
-            <w:r>
-              <w:rPr>
-                <w:sz w:val="18"/>
-                <w:szCs w:val="18"/>
-              </w:rPr>
-              <w:t xml:space="preserve"> </w:t>
-            </w:r>
-          </w:p>
-        </w:tc>
-        <w:tc>
-          <w:tcPr>
-            <w:tcW w:type="dxa" w:w="1200"/>
-            <w:tcBorders>
-              <w:top w:val="single" w:color="999999" w:sz="4"/>
-              <w:left w:val="single" w:color="999999" w:sz="4"/>
-              <w:bottom w:val="single" w:color="999999" w:sz="4"/>
-              <w:right w:val="single" w:color="999999" w:sz="4"/>
-            </w:tcBorders>
-            <w:tcMar>
-              <w:top w:type="dxa" w:w="100"/>
-              <w:left w:type="dxa" w:w="80"/>
-              <w:bottom w:type="dxa" w:w="100"/>
-              <w:right w:type="dxa" w:w="80"/>
-            </w:tcMar>
-            <w:vAlign w:val="center"/>
-          </w:tcPr>
-          <w:p>
-            <w:pPr>
-              <w:spacing w:after="0"/>
-            </w:pPr>
-            <w:r>
-              <w:rPr>
-                <w:sz w:val="18"/>
-                <w:szCs w:val="18"/>
-              </w:rPr>
-              <w:t xml:space="preserve"> </w:t>
-            </w:r>
-          </w:p>
-        </w:tc>
-        <w:tc>
-          <w:tcPr>
-            <w:tcW w:type="dxa" w:w="2666"/>
-            <w:tcBorders>
-              <w:top w:val="single" w:color="999999" w:sz="4"/>
-              <w:left w:val="single" w:color="999999" w:sz="4"/>
-              <w:bottom w:val="single" w:color="999999" w:sz="4"/>
-              <w:right w:val="single" w:color="999999" w:sz="4"/>
-            </w:tcBorders>
-            <w:tcMar>
-              <w:top w:type="dxa" w:w="100"/>
-              <w:left w:type="dxa" w:w="80"/>
-              <w:bottom w:type="dxa" w:w="100"/>
-              <w:right w:type="dxa" w:w="80"/>
-            </w:tcMar>
-            <w:vAlign w:val="center"/>
-          </w:tcPr>
-          <w:p>
-            <w:pPr>
-              <w:spacing w:after="0"/>
-            </w:pPr>
-            <w:r>
-              <w:rPr>
-                <w:sz w:val="18"/>
-                <w:szCs w:val="18"/>
-              </w:rPr>
-              <w:t xml:space="preserve"> </w:t>
-            </w:r>
-          </w:p>
-        </w:tc>
-        <w:tc>
-          <w:tcPr>
-            <w:tcW w:type="dxa" w:w="1500"/>
+            <w:tcW w:type="dxa" w:w="2500"/>
+            <w:tcBorders>
+              <w:top w:val="single" w:color="999999" w:sz="4"/>
+              <w:left w:val="single" w:color="999999" w:sz="4"/>
+              <w:bottom w:val="single" w:color="999999" w:sz="4"/>
+              <w:right w:val="single" w:color="999999" w:sz="4"/>
+            </w:tcBorders>
+            <w:tcMar>
+              <w:top w:type="dxa" w:w="100"/>
+              <w:left w:type="dxa" w:w="80"/>
+              <w:bottom w:type="dxa" w:w="100"/>
+              <w:right w:type="dxa" w:w="80"/>
+            </w:tcMar>
+            <w:vAlign w:val="center"/>
+          </w:tcPr>
+          <w:p>
+            <w:pPr>
+              <w:spacing w:after="0"/>
+            </w:pPr>
+            <w:r>
+              <w:rPr>
+                <w:sz w:val="18"/>
+                <w:szCs w:val="18"/>
+              </w:rPr>
+              <w:t xml:space="preserve"> </w:t>
+            </w:r>
+          </w:p>
+        </w:tc>
+        <w:tc>
+          <w:tcPr>
+            <w:tcW w:type="dxa" w:w="2500"/>
+            <w:tcBorders>
+              <w:top w:val="single" w:color="999999" w:sz="4"/>
+              <w:left w:val="single" w:color="999999" w:sz="4"/>
+              <w:bottom w:val="single" w:color="999999" w:sz="4"/>
+              <w:right w:val="single" w:color="999999" w:sz="4"/>
+            </w:tcBorders>
+            <w:tcMar>
+              <w:top w:type="dxa" w:w="100"/>
+              <w:left w:type="dxa" w:w="80"/>
+              <w:bottom w:type="dxa" w:w="100"/>
+              <w:right w:type="dxa" w:w="80"/>
+            </w:tcMar>
+            <w:vAlign w:val="center"/>
+          </w:tcPr>
+          <w:p>
+            <w:pPr>
+              <w:spacing w:after="0"/>
+            </w:pPr>
+            <w:r>
+              <w:rPr>
+                <w:sz w:val="18"/>
+                <w:szCs w:val="18"/>
+              </w:rPr>
+              <w:t xml:space="preserve"> </w:t>
+            </w:r>
+          </w:p>
+        </w:tc>
+        <w:tc>
+          <w:tcPr>
+            <w:tcW w:type="dxa" w:w="1400"/>
+            <w:tcBorders>
+              <w:top w:val="single" w:color="999999" w:sz="4"/>
+              <w:left w:val="single" w:color="999999" w:sz="4"/>
+              <w:bottom w:val="single" w:color="999999" w:sz="4"/>
+              <w:right w:val="single" w:color="999999" w:sz="4"/>
+            </w:tcBorders>
+            <w:tcMar>
+              <w:top w:type="dxa" w:w="100"/>
+              <w:left w:type="dxa" w:w="80"/>
+              <w:bottom w:type="dxa" w:w="100"/>
+              <w:right w:type="dxa" w:w="80"/>
+            </w:tcMar>
+            <w:vAlign w:val="center"/>
+          </w:tcPr>
+          <w:p>
+            <w:pPr>
+              <w:spacing w:after="0"/>
+            </w:pPr>
+            <w:r>
+              <w:rPr>
+                <w:sz w:val="18"/>
+                <w:szCs w:val="18"/>
+              </w:rPr>
+              <w:t xml:space="preserve"> </w:t>
+            </w:r>
+          </w:p>
+        </w:tc>
+        <w:tc>
+          <w:tcPr>
+            <w:tcW w:type="dxa" w:w="3066"/>
             <w:tcBorders>
               <w:top w:val="single" w:color="999999" w:sz="4"/>
               <w:left w:val="single" w:color="999999" w:sz="4"/>
@@ -2066,7 +1898,7 @@
       <w:tr>
         <w:tc>
           <w:tcPr>
-            <w:tcW w:type="dxa" w:w="900"/>
+            <w:tcW w:type="dxa" w:w="1000"/>
             <w:tcBorders>
               <w:top w:val="single" w:color="999999" w:sz="4"/>
               <w:left w:val="single" w:color="999999" w:sz="4"/>
@@ -2099,127 +1931,97 @@
         </w:tc>
         <w:tc>
           <w:tcPr>
-            <w:tcW w:type="dxa" w:w="2100"/>
-            <w:tcBorders>
-              <w:top w:val="single" w:color="999999" w:sz="4"/>
-              <w:left w:val="single" w:color="999999" w:sz="4"/>
-              <w:bottom w:val="single" w:color="999999" w:sz="4"/>
-              <w:right w:val="single" w:color="999999" w:sz="4"/>
-            </w:tcBorders>
-            <w:tcMar>
-              <w:top w:type="dxa" w:w="100"/>
-              <w:left w:type="dxa" w:w="80"/>
-              <w:bottom w:type="dxa" w:w="100"/>
-              <w:right w:type="dxa" w:w="80"/>
-            </w:tcMar>
-            <w:vAlign w:val="center"/>
-          </w:tcPr>
-          <w:p>
-            <w:pPr>
-              <w:spacing w:after="0"/>
-            </w:pPr>
-            <w:r>
-              <w:rPr>
-                <w:sz w:val="18"/>
-                <w:szCs w:val="18"/>
-              </w:rPr>
-              <w:t xml:space="preserve"> </w:t>
-            </w:r>
-          </w:p>
-        </w:tc>
-        <w:tc>
-          <w:tcPr>
-            <w:tcW w:type="dxa" w:w="2100"/>
-            <w:tcBorders>
-              <w:top w:val="single" w:color="999999" w:sz="4"/>
-              <w:left w:val="single" w:color="999999" w:sz="4"/>
-              <w:bottom w:val="single" w:color="999999" w:sz="4"/>
-              <w:right w:val="single" w:color="999999" w:sz="4"/>
-            </w:tcBorders>
-            <w:tcMar>
-              <w:top w:type="dxa" w:w="100"/>
-              <w:left w:type="dxa" w:w="80"/>
-              <w:bottom w:type="dxa" w:w="100"/>
-              <w:right w:type="dxa" w:w="80"/>
-            </w:tcMar>
-            <w:vAlign w:val="center"/>
-          </w:tcPr>
-          <w:p>
-            <w:pPr>
-              <w:spacing w:after="0"/>
-            </w:pPr>
-            <w:r>
-              <w:rPr>
-                <w:sz w:val="18"/>
-                <w:szCs w:val="18"/>
-              </w:rPr>
-              <w:t xml:space="preserve"> </w:t>
-            </w:r>
-          </w:p>
-        </w:tc>
-        <w:tc>
-          <w:tcPr>
-            <w:tcW w:type="dxa" w:w="1200"/>
-            <w:tcBorders>
-              <w:top w:val="single" w:color="999999" w:sz="4"/>
-              <w:left w:val="single" w:color="999999" w:sz="4"/>
-              <w:bottom w:val="single" w:color="999999" w:sz="4"/>
-              <w:right w:val="single" w:color="999999" w:sz="4"/>
-            </w:tcBorders>
-            <w:tcMar>
-              <w:top w:type="dxa" w:w="100"/>
-              <w:left w:type="dxa" w:w="80"/>
-              <w:bottom w:type="dxa" w:w="100"/>
-              <w:right w:type="dxa" w:w="80"/>
-            </w:tcMar>
-            <w:vAlign w:val="center"/>
-          </w:tcPr>
-          <w:p>
-            <w:pPr>
-              <w:spacing w:after="0"/>
-            </w:pPr>
-            <w:r>
-              <w:rPr>
-                <w:sz w:val="18"/>
-                <w:szCs w:val="18"/>
-              </w:rPr>
-              <w:t xml:space="preserve"> </w:t>
-            </w:r>
-          </w:p>
-        </w:tc>
-        <w:tc>
-          <w:tcPr>
-            <w:tcW w:type="dxa" w:w="2666"/>
-            <w:tcBorders>
-              <w:top w:val="single" w:color="999999" w:sz="4"/>
-              <w:left w:val="single" w:color="999999" w:sz="4"/>
-              <w:bottom w:val="single" w:color="999999" w:sz="4"/>
-              <w:right w:val="single" w:color="999999" w:sz="4"/>
-            </w:tcBorders>
-            <w:tcMar>
-              <w:top w:type="dxa" w:w="100"/>
-              <w:left w:type="dxa" w:w="80"/>
-              <w:bottom w:type="dxa" w:w="100"/>
-              <w:right w:type="dxa" w:w="80"/>
-            </w:tcMar>
-            <w:vAlign w:val="center"/>
-          </w:tcPr>
-          <w:p>
-            <w:pPr>
-              <w:spacing w:after="0"/>
-            </w:pPr>
-            <w:r>
-              <w:rPr>
-                <w:sz w:val="18"/>
-                <w:szCs w:val="18"/>
-              </w:rPr>
-              <w:t xml:space="preserve"> </w:t>
-            </w:r>
-          </w:p>
-        </w:tc>
-        <w:tc>
-          <w:tcPr>
-            <w:tcW w:type="dxa" w:w="1500"/>
+            <w:tcW w:type="dxa" w:w="2500"/>
+            <w:tcBorders>
+              <w:top w:val="single" w:color="999999" w:sz="4"/>
+              <w:left w:val="single" w:color="999999" w:sz="4"/>
+              <w:bottom w:val="single" w:color="999999" w:sz="4"/>
+              <w:right w:val="single" w:color="999999" w:sz="4"/>
+            </w:tcBorders>
+            <w:tcMar>
+              <w:top w:type="dxa" w:w="100"/>
+              <w:left w:type="dxa" w:w="80"/>
+              <w:bottom w:type="dxa" w:w="100"/>
+              <w:right w:type="dxa" w:w="80"/>
+            </w:tcMar>
+            <w:vAlign w:val="center"/>
+          </w:tcPr>
+          <w:p>
+            <w:pPr>
+              <w:spacing w:after="0"/>
+            </w:pPr>
+            <w:r>
+              <w:rPr>
+                <w:sz w:val="18"/>
+                <w:szCs w:val="18"/>
+              </w:rPr>
+              <w:t xml:space="preserve"> </w:t>
+            </w:r>
+          </w:p>
+        </w:tc>
+        <w:tc>
+          <w:tcPr>
+            <w:tcW w:type="dxa" w:w="2500"/>
+            <w:tcBorders>
+              <w:top w:val="single" w:color="999999" w:sz="4"/>
+              <w:left w:val="single" w:color="999999" w:sz="4"/>
+              <w:bottom w:val="single" w:color="999999" w:sz="4"/>
+              <w:right w:val="single" w:color="999999" w:sz="4"/>
+            </w:tcBorders>
+            <w:tcMar>
+              <w:top w:type="dxa" w:w="100"/>
+              <w:left w:type="dxa" w:w="80"/>
+              <w:bottom w:type="dxa" w:w="100"/>
+              <w:right w:type="dxa" w:w="80"/>
+            </w:tcMar>
+            <w:vAlign w:val="center"/>
+          </w:tcPr>
+          <w:p>
+            <w:pPr>
+              <w:spacing w:after="0"/>
+            </w:pPr>
+            <w:r>
+              <w:rPr>
+                <w:sz w:val="18"/>
+                <w:szCs w:val="18"/>
+              </w:rPr>
+              <w:t xml:space="preserve"> </w:t>
+            </w:r>
+          </w:p>
+        </w:tc>
+        <w:tc>
+          <w:tcPr>
+            <w:tcW w:type="dxa" w:w="1400"/>
+            <w:tcBorders>
+              <w:top w:val="single" w:color="999999" w:sz="4"/>
+              <w:left w:val="single" w:color="999999" w:sz="4"/>
+              <w:bottom w:val="single" w:color="999999" w:sz="4"/>
+              <w:right w:val="single" w:color="999999" w:sz="4"/>
+            </w:tcBorders>
+            <w:tcMar>
+              <w:top w:type="dxa" w:w="100"/>
+              <w:left w:type="dxa" w:w="80"/>
+              <w:bottom w:type="dxa" w:w="100"/>
+              <w:right w:type="dxa" w:w="80"/>
+            </w:tcMar>
+            <w:vAlign w:val="center"/>
+          </w:tcPr>
+          <w:p>
+            <w:pPr>
+              <w:spacing w:after="0"/>
+            </w:pPr>
+            <w:r>
+              <w:rPr>
+                <w:sz w:val="18"/>
+                <w:szCs w:val="18"/>
+              </w:rPr>
+              <w:t xml:space="preserve"> </w:t>
+            </w:r>
+          </w:p>
+        </w:tc>
+        <w:tc>
+          <w:tcPr>
+            <w:tcW w:type="dxa" w:w="3066"/>
             <w:tcBorders>
               <w:top w:val="single" w:color="999999" w:sz="4"/>
               <w:left w:val="single" w:color="999999" w:sz="4"/>
@@ -2251,7 +2053,7 @@
       <w:tr>
         <w:tc>
           <w:tcPr>
-            <w:tcW w:type="dxa" w:w="900"/>
+            <w:tcW w:type="dxa" w:w="1000"/>
             <w:tcBorders>
               <w:top w:val="single" w:color="999999" w:sz="4"/>
               <w:left w:val="single" w:color="999999" w:sz="4"/>
@@ -2284,127 +2086,97 @@
         </w:tc>
         <w:tc>
           <w:tcPr>
-            <w:tcW w:type="dxa" w:w="2100"/>
-            <w:tcBorders>
-              <w:top w:val="single" w:color="999999" w:sz="4"/>
-              <w:left w:val="single" w:color="999999" w:sz="4"/>
-              <w:bottom w:val="single" w:color="999999" w:sz="4"/>
-              <w:right w:val="single" w:color="999999" w:sz="4"/>
-            </w:tcBorders>
-            <w:tcMar>
-              <w:top w:type="dxa" w:w="100"/>
-              <w:left w:type="dxa" w:w="80"/>
-              <w:bottom w:type="dxa" w:w="100"/>
-              <w:right w:type="dxa" w:w="80"/>
-            </w:tcMar>
-            <w:vAlign w:val="center"/>
-          </w:tcPr>
-          <w:p>
-            <w:pPr>
-              <w:spacing w:after="0"/>
-            </w:pPr>
-            <w:r>
-              <w:rPr>
-                <w:sz w:val="18"/>
-                <w:szCs w:val="18"/>
-              </w:rPr>
-              <w:t xml:space="preserve"> </w:t>
-            </w:r>
-          </w:p>
-        </w:tc>
-        <w:tc>
-          <w:tcPr>
-            <w:tcW w:type="dxa" w:w="2100"/>
-            <w:tcBorders>
-              <w:top w:val="single" w:color="999999" w:sz="4"/>
-              <w:left w:val="single" w:color="999999" w:sz="4"/>
-              <w:bottom w:val="single" w:color="999999" w:sz="4"/>
-              <w:right w:val="single" w:color="999999" w:sz="4"/>
-            </w:tcBorders>
-            <w:tcMar>
-              <w:top w:type="dxa" w:w="100"/>
-              <w:left w:type="dxa" w:w="80"/>
-              <w:bottom w:type="dxa" w:w="100"/>
-              <w:right w:type="dxa" w:w="80"/>
-            </w:tcMar>
-            <w:vAlign w:val="center"/>
-          </w:tcPr>
-          <w:p>
-            <w:pPr>
-              <w:spacing w:after="0"/>
-            </w:pPr>
-            <w:r>
-              <w:rPr>
-                <w:sz w:val="18"/>
-                <w:szCs w:val="18"/>
-              </w:rPr>
-              <w:t xml:space="preserve"> </w:t>
-            </w:r>
-          </w:p>
-        </w:tc>
-        <w:tc>
-          <w:tcPr>
-            <w:tcW w:type="dxa" w:w="1200"/>
-            <w:tcBorders>
-              <w:top w:val="single" w:color="999999" w:sz="4"/>
-              <w:left w:val="single" w:color="999999" w:sz="4"/>
-              <w:bottom w:val="single" w:color="999999" w:sz="4"/>
-              <w:right w:val="single" w:color="999999" w:sz="4"/>
-            </w:tcBorders>
-            <w:tcMar>
-              <w:top w:type="dxa" w:w="100"/>
-              <w:left w:type="dxa" w:w="80"/>
-              <w:bottom w:type="dxa" w:w="100"/>
-              <w:right w:type="dxa" w:w="80"/>
-            </w:tcMar>
-            <w:vAlign w:val="center"/>
-          </w:tcPr>
-          <w:p>
-            <w:pPr>
-              <w:spacing w:after="0"/>
-            </w:pPr>
-            <w:r>
-              <w:rPr>
-                <w:sz w:val="18"/>
-                <w:szCs w:val="18"/>
-              </w:rPr>
-              <w:t xml:space="preserve"> </w:t>
-            </w:r>
-          </w:p>
-        </w:tc>
-        <w:tc>
-          <w:tcPr>
-            <w:tcW w:type="dxa" w:w="2666"/>
-            <w:tcBorders>
-              <w:top w:val="single" w:color="999999" w:sz="4"/>
-              <w:left w:val="single" w:color="999999" w:sz="4"/>
-              <w:bottom w:val="single" w:color="999999" w:sz="4"/>
-              <w:right w:val="single" w:color="999999" w:sz="4"/>
-            </w:tcBorders>
-            <w:tcMar>
-              <w:top w:type="dxa" w:w="100"/>
-              <w:left w:type="dxa" w:w="80"/>
-              <w:bottom w:type="dxa" w:w="100"/>
-              <w:right w:type="dxa" w:w="80"/>
-            </w:tcMar>
-            <w:vAlign w:val="center"/>
-          </w:tcPr>
-          <w:p>
-            <w:pPr>
-              <w:spacing w:after="0"/>
-            </w:pPr>
-            <w:r>
-              <w:rPr>
-                <w:sz w:val="18"/>
-                <w:szCs w:val="18"/>
-              </w:rPr>
-              <w:t xml:space="preserve"> </w:t>
-            </w:r>
-          </w:p>
-        </w:tc>
-        <w:tc>
-          <w:tcPr>
-            <w:tcW w:type="dxa" w:w="1500"/>
+            <w:tcW w:type="dxa" w:w="2500"/>
+            <w:tcBorders>
+              <w:top w:val="single" w:color="999999" w:sz="4"/>
+              <w:left w:val="single" w:color="999999" w:sz="4"/>
+              <w:bottom w:val="single" w:color="999999" w:sz="4"/>
+              <w:right w:val="single" w:color="999999" w:sz="4"/>
+            </w:tcBorders>
+            <w:tcMar>
+              <w:top w:type="dxa" w:w="100"/>
+              <w:left w:type="dxa" w:w="80"/>
+              <w:bottom w:type="dxa" w:w="100"/>
+              <w:right w:type="dxa" w:w="80"/>
+            </w:tcMar>
+            <w:vAlign w:val="center"/>
+          </w:tcPr>
+          <w:p>
+            <w:pPr>
+              <w:spacing w:after="0"/>
+            </w:pPr>
+            <w:r>
+              <w:rPr>
+                <w:sz w:val="18"/>
+                <w:szCs w:val="18"/>
+              </w:rPr>
+              <w:t xml:space="preserve"> </w:t>
+            </w:r>
+          </w:p>
+        </w:tc>
+        <w:tc>
+          <w:tcPr>
+            <w:tcW w:type="dxa" w:w="2500"/>
+            <w:tcBorders>
+              <w:top w:val="single" w:color="999999" w:sz="4"/>
+              <w:left w:val="single" w:color="999999" w:sz="4"/>
+              <w:bottom w:val="single" w:color="999999" w:sz="4"/>
+              <w:right w:val="single" w:color="999999" w:sz="4"/>
+            </w:tcBorders>
+            <w:tcMar>
+              <w:top w:type="dxa" w:w="100"/>
+              <w:left w:type="dxa" w:w="80"/>
+              <w:bottom w:type="dxa" w:w="100"/>
+              <w:right w:type="dxa" w:w="80"/>
+            </w:tcMar>
+            <w:vAlign w:val="center"/>
+          </w:tcPr>
+          <w:p>
+            <w:pPr>
+              <w:spacing w:after="0"/>
+            </w:pPr>
+            <w:r>
+              <w:rPr>
+                <w:sz w:val="18"/>
+                <w:szCs w:val="18"/>
+              </w:rPr>
+              <w:t xml:space="preserve"> </w:t>
+            </w:r>
+          </w:p>
+        </w:tc>
+        <w:tc>
+          <w:tcPr>
+            <w:tcW w:type="dxa" w:w="1400"/>
+            <w:tcBorders>
+              <w:top w:val="single" w:color="999999" w:sz="4"/>
+              <w:left w:val="single" w:color="999999" w:sz="4"/>
+              <w:bottom w:val="single" w:color="999999" w:sz="4"/>
+              <w:right w:val="single" w:color="999999" w:sz="4"/>
+            </w:tcBorders>
+            <w:tcMar>
+              <w:top w:type="dxa" w:w="100"/>
+              <w:left w:type="dxa" w:w="80"/>
+              <w:bottom w:type="dxa" w:w="100"/>
+              <w:right w:type="dxa" w:w="80"/>
+            </w:tcMar>
+            <w:vAlign w:val="center"/>
+          </w:tcPr>
+          <w:p>
+            <w:pPr>
+              <w:spacing w:after="0"/>
+            </w:pPr>
+            <w:r>
+              <w:rPr>
+                <w:sz w:val="18"/>
+                <w:szCs w:val="18"/>
+              </w:rPr>
+              <w:t xml:space="preserve"> </w:t>
+            </w:r>
+          </w:p>
+        </w:tc>
+        <w:tc>
+          <w:tcPr>
+            <w:tcW w:type="dxa" w:w="3066"/>
             <w:tcBorders>
               <w:top w:val="single" w:color="999999" w:sz="4"/>
               <w:left w:val="single" w:color="999999" w:sz="4"/>
@@ -2436,7 +2208,7 @@
       <w:tr>
         <w:tc>
           <w:tcPr>
-            <w:tcW w:type="dxa" w:w="900"/>
+            <w:tcW w:type="dxa" w:w="1000"/>
             <w:tcBorders>
               <w:top w:val="single" w:color="999999" w:sz="4"/>
               <w:left w:val="single" w:color="999999" w:sz="4"/>
@@ -2469,127 +2241,97 @@
         </w:tc>
         <w:tc>
           <w:tcPr>
-            <w:tcW w:type="dxa" w:w="2100"/>
-            <w:tcBorders>
-              <w:top w:val="single" w:color="999999" w:sz="4"/>
-              <w:left w:val="single" w:color="999999" w:sz="4"/>
-              <w:bottom w:val="single" w:color="999999" w:sz="4"/>
-              <w:right w:val="single" w:color="999999" w:sz="4"/>
-            </w:tcBorders>
-            <w:tcMar>
-              <w:top w:type="dxa" w:w="100"/>
-              <w:left w:type="dxa" w:w="80"/>
-              <w:bottom w:type="dxa" w:w="100"/>
-              <w:right w:type="dxa" w:w="80"/>
-            </w:tcMar>
-            <w:vAlign w:val="center"/>
-          </w:tcPr>
-          <w:p>
-            <w:pPr>
-              <w:spacing w:after="0"/>
-            </w:pPr>
-            <w:r>
-              <w:rPr>
-                <w:sz w:val="18"/>
-                <w:szCs w:val="18"/>
-              </w:rPr>
-              <w:t xml:space="preserve"> </w:t>
-            </w:r>
-          </w:p>
-        </w:tc>
-        <w:tc>
-          <w:tcPr>
-            <w:tcW w:type="dxa" w:w="2100"/>
-            <w:tcBorders>
-              <w:top w:val="single" w:color="999999" w:sz="4"/>
-              <w:left w:val="single" w:color="999999" w:sz="4"/>
-              <w:bottom w:val="single" w:color="999999" w:sz="4"/>
-              <w:right w:val="single" w:color="999999" w:sz="4"/>
-            </w:tcBorders>
-            <w:tcMar>
-              <w:top w:type="dxa" w:w="100"/>
-              <w:left w:type="dxa" w:w="80"/>
-              <w:bottom w:type="dxa" w:w="100"/>
-              <w:right w:type="dxa" w:w="80"/>
-            </w:tcMar>
-            <w:vAlign w:val="center"/>
-          </w:tcPr>
-          <w:p>
-            <w:pPr>
-              <w:spacing w:after="0"/>
-            </w:pPr>
-            <w:r>
-              <w:rPr>
-                <w:sz w:val="18"/>
-                <w:szCs w:val="18"/>
-              </w:rPr>
-              <w:t xml:space="preserve"> </w:t>
-            </w:r>
-          </w:p>
-        </w:tc>
-        <w:tc>
-          <w:tcPr>
-            <w:tcW w:type="dxa" w:w="1200"/>
-            <w:tcBorders>
-              <w:top w:val="single" w:color="999999" w:sz="4"/>
-              <w:left w:val="single" w:color="999999" w:sz="4"/>
-              <w:bottom w:val="single" w:color="999999" w:sz="4"/>
-              <w:right w:val="single" w:color="999999" w:sz="4"/>
-            </w:tcBorders>
-            <w:tcMar>
-              <w:top w:type="dxa" w:w="100"/>
-              <w:left w:type="dxa" w:w="80"/>
-              <w:bottom w:type="dxa" w:w="100"/>
-              <w:right w:type="dxa" w:w="80"/>
-            </w:tcMar>
-            <w:vAlign w:val="center"/>
-          </w:tcPr>
-          <w:p>
-            <w:pPr>
-              <w:spacing w:after="0"/>
-            </w:pPr>
-            <w:r>
-              <w:rPr>
-                <w:sz w:val="18"/>
-                <w:szCs w:val="18"/>
-              </w:rPr>
-              <w:t xml:space="preserve"> </w:t>
-            </w:r>
-          </w:p>
-        </w:tc>
-        <w:tc>
-          <w:tcPr>
-            <w:tcW w:type="dxa" w:w="2666"/>
-            <w:tcBorders>
-              <w:top w:val="single" w:color="999999" w:sz="4"/>
-              <w:left w:val="single" w:color="999999" w:sz="4"/>
-              <w:bottom w:val="single" w:color="999999" w:sz="4"/>
-              <w:right w:val="single" w:color="999999" w:sz="4"/>
-            </w:tcBorders>
-            <w:tcMar>
-              <w:top w:type="dxa" w:w="100"/>
-              <w:left w:type="dxa" w:w="80"/>
-              <w:bottom w:type="dxa" w:w="100"/>
-              <w:right w:type="dxa" w:w="80"/>
-            </w:tcMar>
-            <w:vAlign w:val="center"/>
-          </w:tcPr>
-          <w:p>
-            <w:pPr>
-              <w:spacing w:after="0"/>
-            </w:pPr>
-            <w:r>
-              <w:rPr>
-                <w:sz w:val="18"/>
-                <w:szCs w:val="18"/>
-              </w:rPr>
-              <w:t xml:space="preserve"> </w:t>
-            </w:r>
-          </w:p>
-        </w:tc>
-        <w:tc>
-          <w:tcPr>
-            <w:tcW w:type="dxa" w:w="1500"/>
+            <w:tcW w:type="dxa" w:w="2500"/>
+            <w:tcBorders>
+              <w:top w:val="single" w:color="999999" w:sz="4"/>
+              <w:left w:val="single" w:color="999999" w:sz="4"/>
+              <w:bottom w:val="single" w:color="999999" w:sz="4"/>
+              <w:right w:val="single" w:color="999999" w:sz="4"/>
+            </w:tcBorders>
+            <w:tcMar>
+              <w:top w:type="dxa" w:w="100"/>
+              <w:left w:type="dxa" w:w="80"/>
+              <w:bottom w:type="dxa" w:w="100"/>
+              <w:right w:type="dxa" w:w="80"/>
+            </w:tcMar>
+            <w:vAlign w:val="center"/>
+          </w:tcPr>
+          <w:p>
+            <w:pPr>
+              <w:spacing w:after="0"/>
+            </w:pPr>
+            <w:r>
+              <w:rPr>
+                <w:sz w:val="18"/>
+                <w:szCs w:val="18"/>
+              </w:rPr>
+              <w:t xml:space="preserve"> </w:t>
+            </w:r>
+          </w:p>
+        </w:tc>
+        <w:tc>
+          <w:tcPr>
+            <w:tcW w:type="dxa" w:w="2500"/>
+            <w:tcBorders>
+              <w:top w:val="single" w:color="999999" w:sz="4"/>
+              <w:left w:val="single" w:color="999999" w:sz="4"/>
+              <w:bottom w:val="single" w:color="999999" w:sz="4"/>
+              <w:right w:val="single" w:color="999999" w:sz="4"/>
+            </w:tcBorders>
+            <w:tcMar>
+              <w:top w:type="dxa" w:w="100"/>
+              <w:left w:type="dxa" w:w="80"/>
+              <w:bottom w:type="dxa" w:w="100"/>
+              <w:right w:type="dxa" w:w="80"/>
+            </w:tcMar>
+            <w:vAlign w:val="center"/>
+          </w:tcPr>
+          <w:p>
+            <w:pPr>
+              <w:spacing w:after="0"/>
+            </w:pPr>
+            <w:r>
+              <w:rPr>
+                <w:sz w:val="18"/>
+                <w:szCs w:val="18"/>
+              </w:rPr>
+              <w:t xml:space="preserve"> </w:t>
+            </w:r>
+          </w:p>
+        </w:tc>
+        <w:tc>
+          <w:tcPr>
+            <w:tcW w:type="dxa" w:w="1400"/>
+            <w:tcBorders>
+              <w:top w:val="single" w:color="999999" w:sz="4"/>
+              <w:left w:val="single" w:color="999999" w:sz="4"/>
+              <w:bottom w:val="single" w:color="999999" w:sz="4"/>
+              <w:right w:val="single" w:color="999999" w:sz="4"/>
+            </w:tcBorders>
+            <w:tcMar>
+              <w:top w:type="dxa" w:w="100"/>
+              <w:left w:type="dxa" w:w="80"/>
+              <w:bottom w:type="dxa" w:w="100"/>
+              <w:right w:type="dxa" w:w="80"/>
+            </w:tcMar>
+            <w:vAlign w:val="center"/>
+          </w:tcPr>
+          <w:p>
+            <w:pPr>
+              <w:spacing w:after="0"/>
+            </w:pPr>
+            <w:r>
+              <w:rPr>
+                <w:sz w:val="18"/>
+                <w:szCs w:val="18"/>
+              </w:rPr>
+              <w:t xml:space="preserve"> </w:t>
+            </w:r>
+          </w:p>
+        </w:tc>
+        <w:tc>
+          <w:tcPr>
+            <w:tcW w:type="dxa" w:w="3066"/>
             <w:tcBorders>
               <w:top w:val="single" w:color="999999" w:sz="4"/>
               <w:left w:val="single" w:color="999999" w:sz="4"/>
@@ -2654,7 +2396,7 @@
           <w:sz w:val="20"/>
           <w:szCs w:val="20"/>
         </w:rPr>
-        <w:t xml:space="preserve">신청표를 바탕으로 논제별 찬성·반대 모둠을 확정하여 아래 표에 기재한다.</w:t>
+        <w:t xml:space="preserve">신청표를 바탕으로 논제별 모둠(2팀·4명)을 확정하여 아래 표에 기재한다. 찬성·반대 입장은 토론 실습 당일 정한다.</w:t>
       </w:r>
     </w:p>
     <w:p>
@@ -2824,7 +2566,7 @@
                 <w:sz w:val="19"/>
                 <w:szCs w:val="19"/>
               </w:rPr>
-              <w:t xml:space="preserve">입장</w:t>
+              <w:t xml:space="preserve">소속 팀</w:t>
             </w:r>
           </w:p>
         </w:tc>
@@ -2975,7 +2717,293 @@
               <w:bottom w:val="single" w:color="999999" w:sz="4"/>
               <w:right w:val="single" w:color="999999" w:sz="4"/>
             </w:tcBorders>
-            <w:shd w:fill="E7F3EC" w:color="auto" w:val="clear"/>
+            <w:shd w:fill="EDEFF7" w:color="auto" w:val="clear"/>
+            <w:tcMar>
+              <w:top w:type="dxa" w:w="100"/>
+              <w:left w:type="dxa" w:w="80"/>
+              <w:bottom w:type="dxa" w:w="100"/>
+              <w:right w:type="dxa" w:w="80"/>
+            </w:tcMar>
+            <w:vAlign w:val="center"/>
+          </w:tcPr>
+          <w:p>
+            <w:pPr>
+              <w:jc w:val="center"/>
+            </w:pPr>
+            <w:r>
+              <w:rPr>
+                <w:b w:val="false"/>
+                <w:bCs w:val="false"/>
+                <w:color w:val="000000"/>
+                <w:sz w:val="18"/>
+                <w:szCs w:val="18"/>
+              </w:rPr>
+              <w:t xml:space="preserve">1팀</w:t>
+            </w:r>
+          </w:p>
+        </w:tc>
+        <w:tc>
+          <w:tcPr>
+            <w:tcW w:type="dxa" w:w="1000"/>
+            <w:tcBorders>
+              <w:top w:val="single" w:color="999999" w:sz="4"/>
+              <w:left w:val="single" w:color="999999" w:sz="4"/>
+              <w:bottom w:val="single" w:color="999999" w:sz="4"/>
+              <w:right w:val="single" w:color="999999" w:sz="4"/>
+            </w:tcBorders>
+            <w:tcMar>
+              <w:top w:type="dxa" w:w="100"/>
+              <w:left w:type="dxa" w:w="80"/>
+              <w:bottom w:type="dxa" w:w="100"/>
+              <w:right w:type="dxa" w:w="80"/>
+            </w:tcMar>
+            <w:vAlign w:val="center"/>
+          </w:tcPr>
+          <w:p>
+            <w:pPr>
+              <w:spacing w:after="0"/>
+            </w:pPr>
+            <w:r>
+              <w:rPr>
+                <w:sz w:val="18"/>
+                <w:szCs w:val="18"/>
+              </w:rPr>
+              <w:t xml:space="preserve"> </w:t>
+            </w:r>
+          </w:p>
+        </w:tc>
+        <w:tc>
+          <w:tcPr>
+            <w:tcW w:type="dxa" w:w="2933"/>
+            <w:tcBorders>
+              <w:top w:val="single" w:color="999999" w:sz="4"/>
+              <w:left w:val="single" w:color="999999" w:sz="4"/>
+              <w:bottom w:val="single" w:color="999999" w:sz="4"/>
+              <w:right w:val="single" w:color="999999" w:sz="4"/>
+            </w:tcBorders>
+            <w:tcMar>
+              <w:top w:type="dxa" w:w="100"/>
+              <w:left w:type="dxa" w:w="80"/>
+              <w:bottom w:type="dxa" w:w="100"/>
+              <w:right w:type="dxa" w:w="80"/>
+            </w:tcMar>
+            <w:vAlign w:val="center"/>
+          </w:tcPr>
+          <w:p>
+            <w:pPr>
+              <w:spacing w:after="0"/>
+            </w:pPr>
+            <w:r>
+              <w:rPr>
+                <w:sz w:val="18"/>
+                <w:szCs w:val="18"/>
+              </w:rPr>
+              <w:t xml:space="preserve"> </w:t>
+            </w:r>
+          </w:p>
+        </w:tc>
+        <w:tc>
+          <w:tcPr>
+            <w:tcW w:type="dxa" w:w="2933"/>
+            <w:tcBorders>
+              <w:top w:val="single" w:color="999999" w:sz="4"/>
+              <w:left w:val="single" w:color="999999" w:sz="4"/>
+              <w:bottom w:val="single" w:color="999999" w:sz="4"/>
+              <w:right w:val="single" w:color="999999" w:sz="4"/>
+            </w:tcBorders>
+            <w:tcMar>
+              <w:top w:type="dxa" w:w="100"/>
+              <w:left w:type="dxa" w:w="80"/>
+              <w:bottom w:type="dxa" w:w="100"/>
+              <w:right w:type="dxa" w:w="80"/>
+            </w:tcMar>
+            <w:vAlign w:val="center"/>
+          </w:tcPr>
+          <w:p>
+            <w:pPr>
+              <w:spacing w:after="0"/>
+            </w:pPr>
+            <w:r>
+              <w:rPr>
+                <w:sz w:val="18"/>
+                <w:szCs w:val="18"/>
+              </w:rPr>
+              <w:t xml:space="preserve"> </w:t>
+            </w:r>
+          </w:p>
+        </w:tc>
+      </w:tr>
+      <w:tr>
+        <w:tc>
+          <w:tcPr>
+            <w:tcW w:type="dxa" w:w="1000"/>
+            <w:tcBorders>
+              <w:top w:val="single" w:color="999999" w:sz="4"/>
+              <w:left w:val="single" w:color="999999" w:sz="4"/>
+              <w:bottom w:val="single" w:color="999999" w:sz="4"/>
+              <w:right w:val="single" w:color="999999" w:sz="4"/>
+            </w:tcBorders>
+            <w:shd w:fill="EDEFF7" w:color="auto" w:val="clear"/>
+            <w:tcMar>
+              <w:top w:type="dxa" w:w="100"/>
+              <w:left w:type="dxa" w:w="80"/>
+              <w:bottom w:type="dxa" w:w="100"/>
+              <w:right w:type="dxa" w:w="80"/>
+            </w:tcMar>
+            <w:vAlign w:val="center"/>
+          </w:tcPr>
+          <w:p>
+            <w:pPr>
+              <w:jc w:val="left"/>
+            </w:pPr>
+            <w:r>
+              <w:rPr>
+                <w:b w:val="false"/>
+                <w:bCs w:val="false"/>
+                <w:color w:val="000000"/>
+                <w:sz w:val="18"/>
+                <w:szCs w:val="18"/>
+              </w:rPr>
+              <w:t xml:space="preserve"/>
+            </w:r>
+          </w:p>
+        </w:tc>
+        <w:tc>
+          <w:tcPr>
+            <w:tcW w:type="dxa" w:w="1000"/>
+            <w:tcBorders>
+              <w:top w:val="single" w:color="999999" w:sz="4"/>
+              <w:left w:val="single" w:color="999999" w:sz="4"/>
+              <w:bottom w:val="single" w:color="999999" w:sz="4"/>
+              <w:right w:val="single" w:color="999999" w:sz="4"/>
+            </w:tcBorders>
+            <w:shd w:fill="EDEFF7" w:color="auto" w:val="clear"/>
+            <w:tcMar>
+              <w:top w:type="dxa" w:w="100"/>
+              <w:left w:type="dxa" w:w="80"/>
+              <w:bottom w:type="dxa" w:w="100"/>
+              <w:right w:type="dxa" w:w="80"/>
+            </w:tcMar>
+            <w:vAlign w:val="center"/>
+          </w:tcPr>
+          <w:p>
+            <w:pPr>
+              <w:jc w:val="center"/>
+            </w:pPr>
+            <w:r>
+              <w:rPr>
+                <w:b w:val="false"/>
+                <w:bCs w:val="false"/>
+                <w:color w:val="000000"/>
+                <w:sz w:val="18"/>
+                <w:szCs w:val="18"/>
+              </w:rPr>
+              <w:t xml:space="preserve">2팀</w:t>
+            </w:r>
+          </w:p>
+        </w:tc>
+        <w:tc>
+          <w:tcPr>
+            <w:tcW w:type="dxa" w:w="1000"/>
+            <w:tcBorders>
+              <w:top w:val="single" w:color="999999" w:sz="4"/>
+              <w:left w:val="single" w:color="999999" w:sz="4"/>
+              <w:bottom w:val="single" w:color="999999" w:sz="4"/>
+              <w:right w:val="single" w:color="999999" w:sz="4"/>
+            </w:tcBorders>
+            <w:tcMar>
+              <w:top w:type="dxa" w:w="100"/>
+              <w:left w:type="dxa" w:w="80"/>
+              <w:bottom w:type="dxa" w:w="100"/>
+              <w:right w:type="dxa" w:w="80"/>
+            </w:tcMar>
+            <w:vAlign w:val="center"/>
+          </w:tcPr>
+          <w:p>
+            <w:pPr>
+              <w:spacing w:after="0"/>
+            </w:pPr>
+            <w:r>
+              <w:rPr>
+                <w:sz w:val="18"/>
+                <w:szCs w:val="18"/>
+              </w:rPr>
+              <w:t xml:space="preserve"> </w:t>
+            </w:r>
+          </w:p>
+        </w:tc>
+        <w:tc>
+          <w:tcPr>
+            <w:tcW w:type="dxa" w:w="2933"/>
+            <w:tcBorders>
+              <w:top w:val="single" w:color="999999" w:sz="4"/>
+              <w:left w:val="single" w:color="999999" w:sz="4"/>
+              <w:bottom w:val="single" w:color="999999" w:sz="4"/>
+              <w:right w:val="single" w:color="999999" w:sz="4"/>
+            </w:tcBorders>
+            <w:tcMar>
+              <w:top w:type="dxa" w:w="100"/>
+              <w:left w:type="dxa" w:w="80"/>
+              <w:bottom w:type="dxa" w:w="100"/>
+              <w:right w:type="dxa" w:w="80"/>
+            </w:tcMar>
+            <w:vAlign w:val="center"/>
+          </w:tcPr>
+          <w:p>
+            <w:pPr>
+              <w:spacing w:after="0"/>
+            </w:pPr>
+            <w:r>
+              <w:rPr>
+                <w:sz w:val="18"/>
+                <w:szCs w:val="18"/>
+              </w:rPr>
+              <w:t xml:space="preserve"> </w:t>
+            </w:r>
+          </w:p>
+        </w:tc>
+        <w:tc>
+          <w:tcPr>
+            <w:tcW w:type="dxa" w:w="2933"/>
+            <w:tcBorders>
+              <w:top w:val="single" w:color="999999" w:sz="4"/>
+              <w:left w:val="single" w:color="999999" w:sz="4"/>
+              <w:bottom w:val="single" w:color="999999" w:sz="4"/>
+              <w:right w:val="single" w:color="999999" w:sz="4"/>
+            </w:tcBorders>
+            <w:tcMar>
+              <w:top w:type="dxa" w:w="100"/>
+              <w:left w:type="dxa" w:w="80"/>
+              <w:bottom w:type="dxa" w:w="100"/>
+              <w:right w:type="dxa" w:w="80"/>
+            </w:tcMar>
+            <w:vAlign w:val="center"/>
+          </w:tcPr>
+          <w:p>
+            <w:pPr>
+              <w:spacing w:after="0"/>
+            </w:pPr>
+            <w:r>
+              <w:rPr>
+                <w:sz w:val="18"/>
+                <w:szCs w:val="18"/>
+              </w:rPr>
+              <w:t xml:space="preserve"> </w:t>
+            </w:r>
+          </w:p>
+        </w:tc>
+      </w:tr>
+      <w:tr>
+        <w:tc>
+          <w:tcPr>
+            <w:tcW w:type="dxa" w:w="1000"/>
+            <w:tcBorders>
+              <w:top w:val="single" w:color="999999" w:sz="4"/>
+              <w:left w:val="single" w:color="999999" w:sz="4"/>
+              <w:bottom w:val="single" w:color="999999" w:sz="4"/>
+              <w:right w:val="single" w:color="999999" w:sz="4"/>
+            </w:tcBorders>
+            <w:shd w:fill="EDEFF7" w:color="auto" w:val="clear"/>
             <w:tcMar>
               <w:top w:type="dxa" w:w="100"/>
               <w:left w:type="dxa" w:w="80"/>
@@ -2996,102 +3024,10 @@
                 <w:sz w:val="18"/>
                 <w:szCs w:val="18"/>
               </w:rPr>
-              <w:t xml:space="preserve">찬성</w:t>
-            </w:r>
-          </w:p>
-        </w:tc>
-        <w:tc>
-          <w:tcPr>
-            <w:tcW w:type="dxa" w:w="1000"/>
-            <w:tcBorders>
-              <w:top w:val="single" w:color="999999" w:sz="4"/>
-              <w:left w:val="single" w:color="999999" w:sz="4"/>
-              <w:bottom w:val="single" w:color="999999" w:sz="4"/>
-              <w:right w:val="single" w:color="999999" w:sz="4"/>
-            </w:tcBorders>
-            <w:tcMar>
-              <w:top w:type="dxa" w:w="100"/>
-              <w:left w:type="dxa" w:w="80"/>
-              <w:bottom w:type="dxa" w:w="100"/>
-              <w:right w:type="dxa" w:w="80"/>
-            </w:tcMar>
-            <w:vAlign w:val="center"/>
-          </w:tcPr>
-          <w:p>
-            <w:pPr>
-              <w:spacing w:after="0"/>
-            </w:pPr>
-            <w:r>
-              <w:rPr>
-                <w:sz w:val="18"/>
-                <w:szCs w:val="18"/>
-              </w:rPr>
-              <w:t xml:space="preserve"> </w:t>
-            </w:r>
-          </w:p>
-        </w:tc>
-        <w:tc>
-          <w:tcPr>
-            <w:tcW w:type="dxa" w:w="2933"/>
-            <w:tcBorders>
-              <w:top w:val="single" w:color="999999" w:sz="4"/>
-              <w:left w:val="single" w:color="999999" w:sz="4"/>
-              <w:bottom w:val="single" w:color="999999" w:sz="4"/>
-              <w:right w:val="single" w:color="999999" w:sz="4"/>
-            </w:tcBorders>
-            <w:tcMar>
-              <w:top w:type="dxa" w:w="100"/>
-              <w:left w:type="dxa" w:w="80"/>
-              <w:bottom w:type="dxa" w:w="100"/>
-              <w:right w:type="dxa" w:w="80"/>
-            </w:tcMar>
-            <w:vAlign w:val="center"/>
-          </w:tcPr>
-          <w:p>
-            <w:pPr>
-              <w:spacing w:after="0"/>
-            </w:pPr>
-            <w:r>
-              <w:rPr>
-                <w:sz w:val="18"/>
-                <w:szCs w:val="18"/>
-              </w:rPr>
-              <w:t xml:space="preserve"> </w:t>
-            </w:r>
-          </w:p>
-        </w:tc>
-        <w:tc>
-          <w:tcPr>
-            <w:tcW w:type="dxa" w:w="2933"/>
-            <w:tcBorders>
-              <w:top w:val="single" w:color="999999" w:sz="4"/>
-              <w:left w:val="single" w:color="999999" w:sz="4"/>
-              <w:bottom w:val="single" w:color="999999" w:sz="4"/>
-              <w:right w:val="single" w:color="999999" w:sz="4"/>
-            </w:tcBorders>
-            <w:tcMar>
-              <w:top w:type="dxa" w:w="100"/>
-              <w:left w:type="dxa" w:w="80"/>
-              <w:bottom w:type="dxa" w:w="100"/>
-              <w:right w:type="dxa" w:w="80"/>
-            </w:tcMar>
-            <w:vAlign w:val="center"/>
-          </w:tcPr>
-          <w:p>
-            <w:pPr>
-              <w:spacing w:after="0"/>
-            </w:pPr>
-            <w:r>
-              <w:rPr>
-                <w:sz w:val="18"/>
-                <w:szCs w:val="18"/>
-              </w:rPr>
-              <w:t xml:space="preserve"> </w:t>
-            </w:r>
-          </w:p>
-        </w:tc>
-      </w:tr>
-      <w:tr>
+              <w:t xml:space="preserve">모둠 2</w:t>
+            </w:r>
+          </w:p>
+        </w:tc>
         <w:tc>
           <w:tcPr>
             <w:tcW w:type="dxa" w:w="1000"/>
@@ -3112,7 +3048,7 @@
           </w:tcPr>
           <w:p>
             <w:pPr>
-              <w:jc w:val="left"/>
+              <w:jc w:val="center"/>
             </w:pPr>
             <w:r>
               <w:rPr>
@@ -3122,201 +3058,7 @@
                 <w:sz w:val="18"/>
                 <w:szCs w:val="18"/>
               </w:rPr>
-              <w:t xml:space="preserve"/>
-            </w:r>
-          </w:p>
-        </w:tc>
-        <w:tc>
-          <w:tcPr>
-            <w:tcW w:type="dxa" w:w="1000"/>
-            <w:tcBorders>
-              <w:top w:val="single" w:color="999999" w:sz="4"/>
-              <w:left w:val="single" w:color="999999" w:sz="4"/>
-              <w:bottom w:val="single" w:color="999999" w:sz="4"/>
-              <w:right w:val="single" w:color="999999" w:sz="4"/>
-            </w:tcBorders>
-            <w:shd w:fill="FBEAEA" w:color="auto" w:val="clear"/>
-            <w:tcMar>
-              <w:top w:type="dxa" w:w="100"/>
-              <w:left w:type="dxa" w:w="80"/>
-              <w:bottom w:type="dxa" w:w="100"/>
-              <w:right w:type="dxa" w:w="80"/>
-            </w:tcMar>
-            <w:vAlign w:val="center"/>
-          </w:tcPr>
-          <w:p>
-            <w:pPr>
-              <w:jc w:val="center"/>
-            </w:pPr>
-            <w:r>
-              <w:rPr>
-                <w:b/>
-                <w:bCs/>
-                <w:color w:val="000000"/>
-                <w:sz w:val="18"/>
-                <w:szCs w:val="18"/>
-              </w:rPr>
-              <w:t xml:space="preserve">반대</w:t>
-            </w:r>
-          </w:p>
-        </w:tc>
-        <w:tc>
-          <w:tcPr>
-            <w:tcW w:type="dxa" w:w="1000"/>
-            <w:tcBorders>
-              <w:top w:val="single" w:color="999999" w:sz="4"/>
-              <w:left w:val="single" w:color="999999" w:sz="4"/>
-              <w:bottom w:val="single" w:color="999999" w:sz="4"/>
-              <w:right w:val="single" w:color="999999" w:sz="4"/>
-            </w:tcBorders>
-            <w:tcMar>
-              <w:top w:type="dxa" w:w="100"/>
-              <w:left w:type="dxa" w:w="80"/>
-              <w:bottom w:type="dxa" w:w="100"/>
-              <w:right w:type="dxa" w:w="80"/>
-            </w:tcMar>
-            <w:vAlign w:val="center"/>
-          </w:tcPr>
-          <w:p>
-            <w:pPr>
-              <w:spacing w:after="0"/>
-            </w:pPr>
-            <w:r>
-              <w:rPr>
-                <w:sz w:val="18"/>
-                <w:szCs w:val="18"/>
-              </w:rPr>
-              <w:t xml:space="preserve"> </w:t>
-            </w:r>
-          </w:p>
-        </w:tc>
-        <w:tc>
-          <w:tcPr>
-            <w:tcW w:type="dxa" w:w="2933"/>
-            <w:tcBorders>
-              <w:top w:val="single" w:color="999999" w:sz="4"/>
-              <w:left w:val="single" w:color="999999" w:sz="4"/>
-              <w:bottom w:val="single" w:color="999999" w:sz="4"/>
-              <w:right w:val="single" w:color="999999" w:sz="4"/>
-            </w:tcBorders>
-            <w:tcMar>
-              <w:top w:type="dxa" w:w="100"/>
-              <w:left w:type="dxa" w:w="80"/>
-              <w:bottom w:type="dxa" w:w="100"/>
-              <w:right w:type="dxa" w:w="80"/>
-            </w:tcMar>
-            <w:vAlign w:val="center"/>
-          </w:tcPr>
-          <w:p>
-            <w:pPr>
-              <w:spacing w:after="0"/>
-            </w:pPr>
-            <w:r>
-              <w:rPr>
-                <w:sz w:val="18"/>
-                <w:szCs w:val="18"/>
-              </w:rPr>
-              <w:t xml:space="preserve"> </w:t>
-            </w:r>
-          </w:p>
-        </w:tc>
-        <w:tc>
-          <w:tcPr>
-            <w:tcW w:type="dxa" w:w="2933"/>
-            <w:tcBorders>
-              <w:top w:val="single" w:color="999999" w:sz="4"/>
-              <w:left w:val="single" w:color="999999" w:sz="4"/>
-              <w:bottom w:val="single" w:color="999999" w:sz="4"/>
-              <w:right w:val="single" w:color="999999" w:sz="4"/>
-            </w:tcBorders>
-            <w:tcMar>
-              <w:top w:type="dxa" w:w="100"/>
-              <w:left w:type="dxa" w:w="80"/>
-              <w:bottom w:type="dxa" w:w="100"/>
-              <w:right w:type="dxa" w:w="80"/>
-            </w:tcMar>
-            <w:vAlign w:val="center"/>
-          </w:tcPr>
-          <w:p>
-            <w:pPr>
-              <w:spacing w:after="0"/>
-            </w:pPr>
-            <w:r>
-              <w:rPr>
-                <w:sz w:val="18"/>
-                <w:szCs w:val="18"/>
-              </w:rPr>
-              <w:t xml:space="preserve"> </w:t>
-            </w:r>
-          </w:p>
-        </w:tc>
-      </w:tr>
-      <w:tr>
-        <w:tc>
-          <w:tcPr>
-            <w:tcW w:type="dxa" w:w="1000"/>
-            <w:tcBorders>
-              <w:top w:val="single" w:color="999999" w:sz="4"/>
-              <w:left w:val="single" w:color="999999" w:sz="4"/>
-              <w:bottom w:val="single" w:color="999999" w:sz="4"/>
-              <w:right w:val="single" w:color="999999" w:sz="4"/>
-            </w:tcBorders>
-            <w:shd w:fill="EDEFF7" w:color="auto" w:val="clear"/>
-            <w:tcMar>
-              <w:top w:type="dxa" w:w="100"/>
-              <w:left w:type="dxa" w:w="80"/>
-              <w:bottom w:type="dxa" w:w="100"/>
-              <w:right w:type="dxa" w:w="80"/>
-            </w:tcMar>
-            <w:vAlign w:val="center"/>
-          </w:tcPr>
-          <w:p>
-            <w:pPr>
-              <w:jc w:val="center"/>
-            </w:pPr>
-            <w:r>
-              <w:rPr>
-                <w:b/>
-                <w:bCs/>
-                <w:color w:val="000000"/>
-                <w:sz w:val="18"/>
-                <w:szCs w:val="18"/>
-              </w:rPr>
-              <w:t xml:space="preserve">모둠 2</w:t>
-            </w:r>
-          </w:p>
-        </w:tc>
-        <w:tc>
-          <w:tcPr>
-            <w:tcW w:type="dxa" w:w="1000"/>
-            <w:tcBorders>
-              <w:top w:val="single" w:color="999999" w:sz="4"/>
-              <w:left w:val="single" w:color="999999" w:sz="4"/>
-              <w:bottom w:val="single" w:color="999999" w:sz="4"/>
-              <w:right w:val="single" w:color="999999" w:sz="4"/>
-            </w:tcBorders>
-            <w:shd w:fill="E7F3EC" w:color="auto" w:val="clear"/>
-            <w:tcMar>
-              <w:top w:type="dxa" w:w="100"/>
-              <w:left w:type="dxa" w:w="80"/>
-              <w:bottom w:type="dxa" w:w="100"/>
-              <w:right w:type="dxa" w:w="80"/>
-            </w:tcMar>
-            <w:vAlign w:val="center"/>
-          </w:tcPr>
-          <w:p>
-            <w:pPr>
-              <w:jc w:val="center"/>
-            </w:pPr>
-            <w:r>
-              <w:rPr>
-                <w:b/>
-                <w:bCs/>
-                <w:color w:val="000000"/>
-                <w:sz w:val="18"/>
-                <w:szCs w:val="18"/>
-              </w:rPr>
-              <w:t xml:space="preserve">찬성</w:t>
+              <w:t xml:space="preserve">1팀</w:t>
             </w:r>
           </w:p>
         </w:tc>
@@ -3455,28 +3197,28 @@
               <w:bottom w:val="single" w:color="999999" w:sz="4"/>
               <w:right w:val="single" w:color="999999" w:sz="4"/>
             </w:tcBorders>
-            <w:shd w:fill="FBEAEA" w:color="auto" w:val="clear"/>
-            <w:tcMar>
-              <w:top w:type="dxa" w:w="100"/>
-              <w:left w:type="dxa" w:w="80"/>
-              <w:bottom w:type="dxa" w:w="100"/>
-              <w:right w:type="dxa" w:w="80"/>
-            </w:tcMar>
-            <w:vAlign w:val="center"/>
-          </w:tcPr>
-          <w:p>
-            <w:pPr>
-              <w:jc w:val="center"/>
-            </w:pPr>
-            <w:r>
-              <w:rPr>
-                <w:b/>
-                <w:bCs/>
+            <w:shd w:fill="EDEFF7" w:color="auto" w:val="clear"/>
+            <w:tcMar>
+              <w:top w:type="dxa" w:w="100"/>
+              <w:left w:type="dxa" w:w="80"/>
+              <w:bottom w:type="dxa" w:w="100"/>
+              <w:right w:type="dxa" w:w="80"/>
+            </w:tcMar>
+            <w:vAlign w:val="center"/>
+          </w:tcPr>
+          <w:p>
+            <w:pPr>
+              <w:jc w:val="center"/>
+            </w:pPr>
+            <w:r>
+              <w:rPr>
+                <w:b w:val="false"/>
+                <w:bCs w:val="false"/>
                 <w:color w:val="000000"/>
                 <w:sz w:val="18"/>
                 <w:szCs w:val="18"/>
               </w:rPr>
-              <w:t xml:space="preserve">반대</w:t>
+              <w:t xml:space="preserve">2팀</w:t>
             </w:r>
           </w:p>
         </w:tc>
@@ -3744,7 +3486,7 @@
                 <w:sz w:val="19"/>
                 <w:szCs w:val="19"/>
               </w:rPr>
-              <w:t xml:space="preserve">입장</w:t>
+              <w:t xml:space="preserve">소속 팀</w:t>
             </w:r>
           </w:p>
         </w:tc>
@@ -3895,7 +3637,293 @@
               <w:bottom w:val="single" w:color="999999" w:sz="4"/>
               <w:right w:val="single" w:color="999999" w:sz="4"/>
             </w:tcBorders>
-            <w:shd w:fill="E7F3EC" w:color="auto" w:val="clear"/>
+            <w:shd w:fill="EDEFF7" w:color="auto" w:val="clear"/>
+            <w:tcMar>
+              <w:top w:type="dxa" w:w="100"/>
+              <w:left w:type="dxa" w:w="80"/>
+              <w:bottom w:type="dxa" w:w="100"/>
+              <w:right w:type="dxa" w:w="80"/>
+            </w:tcMar>
+            <w:vAlign w:val="center"/>
+          </w:tcPr>
+          <w:p>
+            <w:pPr>
+              <w:jc w:val="center"/>
+            </w:pPr>
+            <w:r>
+              <w:rPr>
+                <w:b w:val="false"/>
+                <w:bCs w:val="false"/>
+                <w:color w:val="000000"/>
+                <w:sz w:val="18"/>
+                <w:szCs w:val="18"/>
+              </w:rPr>
+              <w:t xml:space="preserve">1팀</w:t>
+            </w:r>
+          </w:p>
+        </w:tc>
+        <w:tc>
+          <w:tcPr>
+            <w:tcW w:type="dxa" w:w="1000"/>
+            <w:tcBorders>
+              <w:top w:val="single" w:color="999999" w:sz="4"/>
+              <w:left w:val="single" w:color="999999" w:sz="4"/>
+              <w:bottom w:val="single" w:color="999999" w:sz="4"/>
+              <w:right w:val="single" w:color="999999" w:sz="4"/>
+            </w:tcBorders>
+            <w:tcMar>
+              <w:top w:type="dxa" w:w="100"/>
+              <w:left w:type="dxa" w:w="80"/>
+              <w:bottom w:type="dxa" w:w="100"/>
+              <w:right w:type="dxa" w:w="80"/>
+            </w:tcMar>
+            <w:vAlign w:val="center"/>
+          </w:tcPr>
+          <w:p>
+            <w:pPr>
+              <w:spacing w:after="0"/>
+            </w:pPr>
+            <w:r>
+              <w:rPr>
+                <w:sz w:val="18"/>
+                <w:szCs w:val="18"/>
+              </w:rPr>
+              <w:t xml:space="preserve"> </w:t>
+            </w:r>
+          </w:p>
+        </w:tc>
+        <w:tc>
+          <w:tcPr>
+            <w:tcW w:type="dxa" w:w="2933"/>
+            <w:tcBorders>
+              <w:top w:val="single" w:color="999999" w:sz="4"/>
+              <w:left w:val="single" w:color="999999" w:sz="4"/>
+              <w:bottom w:val="single" w:color="999999" w:sz="4"/>
+              <w:right w:val="single" w:color="999999" w:sz="4"/>
+            </w:tcBorders>
+            <w:tcMar>
+              <w:top w:type="dxa" w:w="100"/>
+              <w:left w:type="dxa" w:w="80"/>
+              <w:bottom w:type="dxa" w:w="100"/>
+              <w:right w:type="dxa" w:w="80"/>
+            </w:tcMar>
+            <w:vAlign w:val="center"/>
+          </w:tcPr>
+          <w:p>
+            <w:pPr>
+              <w:spacing w:after="0"/>
+            </w:pPr>
+            <w:r>
+              <w:rPr>
+                <w:sz w:val="18"/>
+                <w:szCs w:val="18"/>
+              </w:rPr>
+              <w:t xml:space="preserve"> </w:t>
+            </w:r>
+          </w:p>
+        </w:tc>
+        <w:tc>
+          <w:tcPr>
+            <w:tcW w:type="dxa" w:w="2933"/>
+            <w:tcBorders>
+              <w:top w:val="single" w:color="999999" w:sz="4"/>
+              <w:left w:val="single" w:color="999999" w:sz="4"/>
+              <w:bottom w:val="single" w:color="999999" w:sz="4"/>
+              <w:right w:val="single" w:color="999999" w:sz="4"/>
+            </w:tcBorders>
+            <w:tcMar>
+              <w:top w:type="dxa" w:w="100"/>
+              <w:left w:type="dxa" w:w="80"/>
+              <w:bottom w:type="dxa" w:w="100"/>
+              <w:right w:type="dxa" w:w="80"/>
+            </w:tcMar>
+            <w:vAlign w:val="center"/>
+          </w:tcPr>
+          <w:p>
+            <w:pPr>
+              <w:spacing w:after="0"/>
+            </w:pPr>
+            <w:r>
+              <w:rPr>
+                <w:sz w:val="18"/>
+                <w:szCs w:val="18"/>
+              </w:rPr>
+              <w:t xml:space="preserve"> </w:t>
+            </w:r>
+          </w:p>
+        </w:tc>
+      </w:tr>
+      <w:tr>
+        <w:tc>
+          <w:tcPr>
+            <w:tcW w:type="dxa" w:w="1000"/>
+            <w:tcBorders>
+              <w:top w:val="single" w:color="999999" w:sz="4"/>
+              <w:left w:val="single" w:color="999999" w:sz="4"/>
+              <w:bottom w:val="single" w:color="999999" w:sz="4"/>
+              <w:right w:val="single" w:color="999999" w:sz="4"/>
+            </w:tcBorders>
+            <w:shd w:fill="EDEFF7" w:color="auto" w:val="clear"/>
+            <w:tcMar>
+              <w:top w:type="dxa" w:w="100"/>
+              <w:left w:type="dxa" w:w="80"/>
+              <w:bottom w:type="dxa" w:w="100"/>
+              <w:right w:type="dxa" w:w="80"/>
+            </w:tcMar>
+            <w:vAlign w:val="center"/>
+          </w:tcPr>
+          <w:p>
+            <w:pPr>
+              <w:jc w:val="left"/>
+            </w:pPr>
+            <w:r>
+              <w:rPr>
+                <w:b w:val="false"/>
+                <w:bCs w:val="false"/>
+                <w:color w:val="000000"/>
+                <w:sz w:val="18"/>
+                <w:szCs w:val="18"/>
+              </w:rPr>
+              <w:t xml:space="preserve"/>
+            </w:r>
+          </w:p>
+        </w:tc>
+        <w:tc>
+          <w:tcPr>
+            <w:tcW w:type="dxa" w:w="1000"/>
+            <w:tcBorders>
+              <w:top w:val="single" w:color="999999" w:sz="4"/>
+              <w:left w:val="single" w:color="999999" w:sz="4"/>
+              <w:bottom w:val="single" w:color="999999" w:sz="4"/>
+              <w:right w:val="single" w:color="999999" w:sz="4"/>
+            </w:tcBorders>
+            <w:shd w:fill="EDEFF7" w:color="auto" w:val="clear"/>
+            <w:tcMar>
+              <w:top w:type="dxa" w:w="100"/>
+              <w:left w:type="dxa" w:w="80"/>
+              <w:bottom w:type="dxa" w:w="100"/>
+              <w:right w:type="dxa" w:w="80"/>
+            </w:tcMar>
+            <w:vAlign w:val="center"/>
+          </w:tcPr>
+          <w:p>
+            <w:pPr>
+              <w:jc w:val="center"/>
+            </w:pPr>
+            <w:r>
+              <w:rPr>
+                <w:b w:val="false"/>
+                <w:bCs w:val="false"/>
+                <w:color w:val="000000"/>
+                <w:sz w:val="18"/>
+                <w:szCs w:val="18"/>
+              </w:rPr>
+              <w:t xml:space="preserve">2팀</w:t>
+            </w:r>
+          </w:p>
+        </w:tc>
+        <w:tc>
+          <w:tcPr>
+            <w:tcW w:type="dxa" w:w="1000"/>
+            <w:tcBorders>
+              <w:top w:val="single" w:color="999999" w:sz="4"/>
+              <w:left w:val="single" w:color="999999" w:sz="4"/>
+              <w:bottom w:val="single" w:color="999999" w:sz="4"/>
+              <w:right w:val="single" w:color="999999" w:sz="4"/>
+            </w:tcBorders>
+            <w:tcMar>
+              <w:top w:type="dxa" w:w="100"/>
+              <w:left w:type="dxa" w:w="80"/>
+              <w:bottom w:type="dxa" w:w="100"/>
+              <w:right w:type="dxa" w:w="80"/>
+            </w:tcMar>
+            <w:vAlign w:val="center"/>
+          </w:tcPr>
+          <w:p>
+            <w:pPr>
+              <w:spacing w:after="0"/>
+            </w:pPr>
+            <w:r>
+              <w:rPr>
+                <w:sz w:val="18"/>
+                <w:szCs w:val="18"/>
+              </w:rPr>
+              <w:t xml:space="preserve"> </w:t>
+            </w:r>
+          </w:p>
+        </w:tc>
+        <w:tc>
+          <w:tcPr>
+            <w:tcW w:type="dxa" w:w="2933"/>
+            <w:tcBorders>
+              <w:top w:val="single" w:color="999999" w:sz="4"/>
+              <w:left w:val="single" w:color="999999" w:sz="4"/>
+              <w:bottom w:val="single" w:color="999999" w:sz="4"/>
+              <w:right w:val="single" w:color="999999" w:sz="4"/>
+            </w:tcBorders>
+            <w:tcMar>
+              <w:top w:type="dxa" w:w="100"/>
+              <w:left w:type="dxa" w:w="80"/>
+              <w:bottom w:type="dxa" w:w="100"/>
+              <w:right w:type="dxa" w:w="80"/>
+            </w:tcMar>
+            <w:vAlign w:val="center"/>
+          </w:tcPr>
+          <w:p>
+            <w:pPr>
+              <w:spacing w:after="0"/>
+            </w:pPr>
+            <w:r>
+              <w:rPr>
+                <w:sz w:val="18"/>
+                <w:szCs w:val="18"/>
+              </w:rPr>
+              <w:t xml:space="preserve"> </w:t>
+            </w:r>
+          </w:p>
+        </w:tc>
+        <w:tc>
+          <w:tcPr>
+            <w:tcW w:type="dxa" w:w="2933"/>
+            <w:tcBorders>
+              <w:top w:val="single" w:color="999999" w:sz="4"/>
+              <w:left w:val="single" w:color="999999" w:sz="4"/>
+              <w:bottom w:val="single" w:color="999999" w:sz="4"/>
+              <w:right w:val="single" w:color="999999" w:sz="4"/>
+            </w:tcBorders>
+            <w:tcMar>
+              <w:top w:type="dxa" w:w="100"/>
+              <w:left w:type="dxa" w:w="80"/>
+              <w:bottom w:type="dxa" w:w="100"/>
+              <w:right w:type="dxa" w:w="80"/>
+            </w:tcMar>
+            <w:vAlign w:val="center"/>
+          </w:tcPr>
+          <w:p>
+            <w:pPr>
+              <w:spacing w:after="0"/>
+            </w:pPr>
+            <w:r>
+              <w:rPr>
+                <w:sz w:val="18"/>
+                <w:szCs w:val="18"/>
+              </w:rPr>
+              <w:t xml:space="preserve"> </w:t>
+            </w:r>
+          </w:p>
+        </w:tc>
+      </w:tr>
+      <w:tr>
+        <w:tc>
+          <w:tcPr>
+            <w:tcW w:type="dxa" w:w="1000"/>
+            <w:tcBorders>
+              <w:top w:val="single" w:color="999999" w:sz="4"/>
+              <w:left w:val="single" w:color="999999" w:sz="4"/>
+              <w:bottom w:val="single" w:color="999999" w:sz="4"/>
+              <w:right w:val="single" w:color="999999" w:sz="4"/>
+            </w:tcBorders>
+            <w:shd w:fill="EDEFF7" w:color="auto" w:val="clear"/>
             <w:tcMar>
               <w:top w:type="dxa" w:w="100"/>
               <w:left w:type="dxa" w:w="80"/>
@@ -3916,102 +3944,10 @@
                 <w:sz w:val="18"/>
                 <w:szCs w:val="18"/>
               </w:rPr>
-              <w:t xml:space="preserve">찬성</w:t>
-            </w:r>
-          </w:p>
-        </w:tc>
-        <w:tc>
-          <w:tcPr>
-            <w:tcW w:type="dxa" w:w="1000"/>
-            <w:tcBorders>
-              <w:top w:val="single" w:color="999999" w:sz="4"/>
-              <w:left w:val="single" w:color="999999" w:sz="4"/>
-              <w:bottom w:val="single" w:color="999999" w:sz="4"/>
-              <w:right w:val="single" w:color="999999" w:sz="4"/>
-            </w:tcBorders>
-            <w:tcMar>
-              <w:top w:type="dxa" w:w="100"/>
-              <w:left w:type="dxa" w:w="80"/>
-              <w:bottom w:type="dxa" w:w="100"/>
-              <w:right w:type="dxa" w:w="80"/>
-            </w:tcMar>
-            <w:vAlign w:val="center"/>
-          </w:tcPr>
-          <w:p>
-            <w:pPr>
-              <w:spacing w:after="0"/>
-            </w:pPr>
-            <w:r>
-              <w:rPr>
-                <w:sz w:val="18"/>
-                <w:szCs w:val="18"/>
-              </w:rPr>
-              <w:t xml:space="preserve"> </w:t>
-            </w:r>
-          </w:p>
-        </w:tc>
-        <w:tc>
-          <w:tcPr>
-            <w:tcW w:type="dxa" w:w="2933"/>
-            <w:tcBorders>
-              <w:top w:val="single" w:color="999999" w:sz="4"/>
-              <w:left w:val="single" w:color="999999" w:sz="4"/>
-              <w:bottom w:val="single" w:color="999999" w:sz="4"/>
-              <w:right w:val="single" w:color="999999" w:sz="4"/>
-            </w:tcBorders>
-            <w:tcMar>
-              <w:top w:type="dxa" w:w="100"/>
-              <w:left w:type="dxa" w:w="80"/>
-              <w:bottom w:type="dxa" w:w="100"/>
-              <w:right w:type="dxa" w:w="80"/>
-            </w:tcMar>
-            <w:vAlign w:val="center"/>
-          </w:tcPr>
-          <w:p>
-            <w:pPr>
-              <w:spacing w:after="0"/>
-            </w:pPr>
-            <w:r>
-              <w:rPr>
-                <w:sz w:val="18"/>
-                <w:szCs w:val="18"/>
-              </w:rPr>
-              <w:t xml:space="preserve"> </w:t>
-            </w:r>
-          </w:p>
-        </w:tc>
-        <w:tc>
-          <w:tcPr>
-            <w:tcW w:type="dxa" w:w="2933"/>
-            <w:tcBorders>
-              <w:top w:val="single" w:color="999999" w:sz="4"/>
-              <w:left w:val="single" w:color="999999" w:sz="4"/>
-              <w:bottom w:val="single" w:color="999999" w:sz="4"/>
-              <w:right w:val="single" w:color="999999" w:sz="4"/>
-            </w:tcBorders>
-            <w:tcMar>
-              <w:top w:type="dxa" w:w="100"/>
-              <w:left w:type="dxa" w:w="80"/>
-              <w:bottom w:type="dxa" w:w="100"/>
-              <w:right w:type="dxa" w:w="80"/>
-            </w:tcMar>
-            <w:vAlign w:val="center"/>
-          </w:tcPr>
-          <w:p>
-            <w:pPr>
-              <w:spacing w:after="0"/>
-            </w:pPr>
-            <w:r>
-              <w:rPr>
-                <w:sz w:val="18"/>
-                <w:szCs w:val="18"/>
-              </w:rPr>
-              <w:t xml:space="preserve"> </w:t>
-            </w:r>
-          </w:p>
-        </w:tc>
-      </w:tr>
-      <w:tr>
+              <w:t xml:space="preserve">모둠 2</w:t>
+            </w:r>
+          </w:p>
+        </w:tc>
         <w:tc>
           <w:tcPr>
             <w:tcW w:type="dxa" w:w="1000"/>
@@ -4032,7 +3968,7 @@
           </w:tcPr>
           <w:p>
             <w:pPr>
-              <w:jc w:val="left"/>
+              <w:jc w:val="center"/>
             </w:pPr>
             <w:r>
               <w:rPr>
@@ -4042,201 +3978,7 @@
                 <w:sz w:val="18"/>
                 <w:szCs w:val="18"/>
               </w:rPr>
-              <w:t xml:space="preserve"/>
-            </w:r>
-          </w:p>
-        </w:tc>
-        <w:tc>
-          <w:tcPr>
-            <w:tcW w:type="dxa" w:w="1000"/>
-            <w:tcBorders>
-              <w:top w:val="single" w:color="999999" w:sz="4"/>
-              <w:left w:val="single" w:color="999999" w:sz="4"/>
-              <w:bottom w:val="single" w:color="999999" w:sz="4"/>
-              <w:right w:val="single" w:color="999999" w:sz="4"/>
-            </w:tcBorders>
-            <w:shd w:fill="FBEAEA" w:color="auto" w:val="clear"/>
-            <w:tcMar>
-              <w:top w:type="dxa" w:w="100"/>
-              <w:left w:type="dxa" w:w="80"/>
-              <w:bottom w:type="dxa" w:w="100"/>
-              <w:right w:type="dxa" w:w="80"/>
-            </w:tcMar>
-            <w:vAlign w:val="center"/>
-          </w:tcPr>
-          <w:p>
-            <w:pPr>
-              <w:jc w:val="center"/>
-            </w:pPr>
-            <w:r>
-              <w:rPr>
-                <w:b/>
-                <w:bCs/>
-                <w:color w:val="000000"/>
-                <w:sz w:val="18"/>
-                <w:szCs w:val="18"/>
-              </w:rPr>
-              <w:t xml:space="preserve">반대</w:t>
-            </w:r>
-          </w:p>
-        </w:tc>
-        <w:tc>
-          <w:tcPr>
-            <w:tcW w:type="dxa" w:w="1000"/>
-            <w:tcBorders>
-              <w:top w:val="single" w:color="999999" w:sz="4"/>
-              <w:left w:val="single" w:color="999999" w:sz="4"/>
-              <w:bottom w:val="single" w:color="999999" w:sz="4"/>
-              <w:right w:val="single" w:color="999999" w:sz="4"/>
-            </w:tcBorders>
-            <w:tcMar>
-              <w:top w:type="dxa" w:w="100"/>
-              <w:left w:type="dxa" w:w="80"/>
-              <w:bottom w:type="dxa" w:w="100"/>
-              <w:right w:type="dxa" w:w="80"/>
-            </w:tcMar>
-            <w:vAlign w:val="center"/>
-          </w:tcPr>
-          <w:p>
-            <w:pPr>
-              <w:spacing w:after="0"/>
-            </w:pPr>
-            <w:r>
-              <w:rPr>
-                <w:sz w:val="18"/>
-                <w:szCs w:val="18"/>
-              </w:rPr>
-              <w:t xml:space="preserve"> </w:t>
-            </w:r>
-          </w:p>
-        </w:tc>
-        <w:tc>
-          <w:tcPr>
-            <w:tcW w:type="dxa" w:w="2933"/>
-            <w:tcBorders>
-              <w:top w:val="single" w:color="999999" w:sz="4"/>
-              <w:left w:val="single" w:color="999999" w:sz="4"/>
-              <w:bottom w:val="single" w:color="999999" w:sz="4"/>
-              <w:right w:val="single" w:color="999999" w:sz="4"/>
-            </w:tcBorders>
-            <w:tcMar>
-              <w:top w:type="dxa" w:w="100"/>
-              <w:left w:type="dxa" w:w="80"/>
-              <w:bottom w:type="dxa" w:w="100"/>
-              <w:right w:type="dxa" w:w="80"/>
-            </w:tcMar>
-            <w:vAlign w:val="center"/>
-          </w:tcPr>
-          <w:p>
-            <w:pPr>
-              <w:spacing w:after="0"/>
-            </w:pPr>
-            <w:r>
-              <w:rPr>
-                <w:sz w:val="18"/>
-                <w:szCs w:val="18"/>
-              </w:rPr>
-              <w:t xml:space="preserve"> </w:t>
-            </w:r>
-          </w:p>
-        </w:tc>
-        <w:tc>
-          <w:tcPr>
-            <w:tcW w:type="dxa" w:w="2933"/>
-            <w:tcBorders>
-              <w:top w:val="single" w:color="999999" w:sz="4"/>
-              <w:left w:val="single" w:color="999999" w:sz="4"/>
-              <w:bottom w:val="single" w:color="999999" w:sz="4"/>
-              <w:right w:val="single" w:color="999999" w:sz="4"/>
-            </w:tcBorders>
-            <w:tcMar>
-              <w:top w:type="dxa" w:w="100"/>
-              <w:left w:type="dxa" w:w="80"/>
-              <w:bottom w:type="dxa" w:w="100"/>
-              <w:right w:type="dxa" w:w="80"/>
-            </w:tcMar>
-            <w:vAlign w:val="center"/>
-          </w:tcPr>
-          <w:p>
-            <w:pPr>
-              <w:spacing w:after="0"/>
-            </w:pPr>
-            <w:r>
-              <w:rPr>
-                <w:sz w:val="18"/>
-                <w:szCs w:val="18"/>
-              </w:rPr>
-              <w:t xml:space="preserve"> </w:t>
-            </w:r>
-          </w:p>
-        </w:tc>
-      </w:tr>
-      <w:tr>
-        <w:tc>
-          <w:tcPr>
-            <w:tcW w:type="dxa" w:w="1000"/>
-            <w:tcBorders>
-              <w:top w:val="single" w:color="999999" w:sz="4"/>
-              <w:left w:val="single" w:color="999999" w:sz="4"/>
-              <w:bottom w:val="single" w:color="999999" w:sz="4"/>
-              <w:right w:val="single" w:color="999999" w:sz="4"/>
-            </w:tcBorders>
-            <w:shd w:fill="EDEFF7" w:color="auto" w:val="clear"/>
-            <w:tcMar>
-              <w:top w:type="dxa" w:w="100"/>
-              <w:left w:type="dxa" w:w="80"/>
-              <w:bottom w:type="dxa" w:w="100"/>
-              <w:right w:type="dxa" w:w="80"/>
-            </w:tcMar>
-            <w:vAlign w:val="center"/>
-          </w:tcPr>
-          <w:p>
-            <w:pPr>
-              <w:jc w:val="center"/>
-            </w:pPr>
-            <w:r>
-              <w:rPr>
-                <w:b/>
-                <w:bCs/>
-                <w:color w:val="000000"/>
-                <w:sz w:val="18"/>
-                <w:szCs w:val="18"/>
-              </w:rPr>
-              <w:t xml:space="preserve">모둠 2</w:t>
-            </w:r>
-          </w:p>
-        </w:tc>
-        <w:tc>
-          <w:tcPr>
-            <w:tcW w:type="dxa" w:w="1000"/>
-            <w:tcBorders>
-              <w:top w:val="single" w:color="999999" w:sz="4"/>
-              <w:left w:val="single" w:color="999999" w:sz="4"/>
-              <w:bottom w:val="single" w:color="999999" w:sz="4"/>
-              <w:right w:val="single" w:color="999999" w:sz="4"/>
-            </w:tcBorders>
-            <w:shd w:fill="E7F3EC" w:color="auto" w:val="clear"/>
-            <w:tcMar>
-              <w:top w:type="dxa" w:w="100"/>
-              <w:left w:type="dxa" w:w="80"/>
-              <w:bottom w:type="dxa" w:w="100"/>
-              <w:right w:type="dxa" w:w="80"/>
-            </w:tcMar>
-            <w:vAlign w:val="center"/>
-          </w:tcPr>
-          <w:p>
-            <w:pPr>
-              <w:jc w:val="center"/>
-            </w:pPr>
-            <w:r>
-              <w:rPr>
-                <w:b/>
-                <w:bCs/>
-                <w:color w:val="000000"/>
-                <w:sz w:val="18"/>
-                <w:szCs w:val="18"/>
-              </w:rPr>
-              <w:t xml:space="preserve">찬성</w:t>
+              <w:t xml:space="preserve">1팀</w:t>
             </w:r>
           </w:p>
         </w:tc>
@@ -4375,28 +4117,28 @@
               <w:bottom w:val="single" w:color="999999" w:sz="4"/>
               <w:right w:val="single" w:color="999999" w:sz="4"/>
             </w:tcBorders>
-            <w:shd w:fill="FBEAEA" w:color="auto" w:val="clear"/>
-            <w:tcMar>
-              <w:top w:type="dxa" w:w="100"/>
-              <w:left w:type="dxa" w:w="80"/>
-              <w:bottom w:type="dxa" w:w="100"/>
-              <w:right w:type="dxa" w:w="80"/>
-            </w:tcMar>
-            <w:vAlign w:val="center"/>
-          </w:tcPr>
-          <w:p>
-            <w:pPr>
-              <w:jc w:val="center"/>
-            </w:pPr>
-            <w:r>
-              <w:rPr>
-                <w:b/>
-                <w:bCs/>
+            <w:shd w:fill="EDEFF7" w:color="auto" w:val="clear"/>
+            <w:tcMar>
+              <w:top w:type="dxa" w:w="100"/>
+              <w:left w:type="dxa" w:w="80"/>
+              <w:bottom w:type="dxa" w:w="100"/>
+              <w:right w:type="dxa" w:w="80"/>
+            </w:tcMar>
+            <w:vAlign w:val="center"/>
+          </w:tcPr>
+          <w:p>
+            <w:pPr>
+              <w:jc w:val="center"/>
+            </w:pPr>
+            <w:r>
+              <w:rPr>
+                <w:b w:val="false"/>
+                <w:bCs w:val="false"/>
                 <w:color w:val="000000"/>
                 <w:sz w:val="18"/>
                 <w:szCs w:val="18"/>
               </w:rPr>
-              <w:t xml:space="preserve">반대</w:t>
+              <w:t xml:space="preserve">2팀</w:t>
             </w:r>
           </w:p>
         </w:tc>
@@ -4664,7 +4406,7 @@
                 <w:sz w:val="19"/>
                 <w:szCs w:val="19"/>
               </w:rPr>
-              <w:t xml:space="preserve">입장</w:t>
+              <w:t xml:space="preserve">소속 팀</w:t>
             </w:r>
           </w:p>
         </w:tc>
@@ -4815,7 +4557,293 @@
               <w:bottom w:val="single" w:color="999999" w:sz="4"/>
               <w:right w:val="single" w:color="999999" w:sz="4"/>
             </w:tcBorders>
-            <w:shd w:fill="E7F3EC" w:color="auto" w:val="clear"/>
+            <w:shd w:fill="FDF3E7" w:color="auto" w:val="clear"/>
+            <w:tcMar>
+              <w:top w:type="dxa" w:w="100"/>
+              <w:left w:type="dxa" w:w="80"/>
+              <w:bottom w:type="dxa" w:w="100"/>
+              <w:right w:type="dxa" w:w="80"/>
+            </w:tcMar>
+            <w:vAlign w:val="center"/>
+          </w:tcPr>
+          <w:p>
+            <w:pPr>
+              <w:jc w:val="center"/>
+            </w:pPr>
+            <w:r>
+              <w:rPr>
+                <w:b w:val="false"/>
+                <w:bCs w:val="false"/>
+                <w:color w:val="000000"/>
+                <w:sz w:val="18"/>
+                <w:szCs w:val="18"/>
+              </w:rPr>
+              <w:t xml:space="preserve">1팀</w:t>
+            </w:r>
+          </w:p>
+        </w:tc>
+        <w:tc>
+          <w:tcPr>
+            <w:tcW w:type="dxa" w:w="1000"/>
+            <w:tcBorders>
+              <w:top w:val="single" w:color="999999" w:sz="4"/>
+              <w:left w:val="single" w:color="999999" w:sz="4"/>
+              <w:bottom w:val="single" w:color="999999" w:sz="4"/>
+              <w:right w:val="single" w:color="999999" w:sz="4"/>
+            </w:tcBorders>
+            <w:tcMar>
+              <w:top w:type="dxa" w:w="100"/>
+              <w:left w:type="dxa" w:w="80"/>
+              <w:bottom w:type="dxa" w:w="100"/>
+              <w:right w:type="dxa" w:w="80"/>
+            </w:tcMar>
+            <w:vAlign w:val="center"/>
+          </w:tcPr>
+          <w:p>
+            <w:pPr>
+              <w:spacing w:after="0"/>
+            </w:pPr>
+            <w:r>
+              <w:rPr>
+                <w:sz w:val="18"/>
+                <w:szCs w:val="18"/>
+              </w:rPr>
+              <w:t xml:space="preserve"> </w:t>
+            </w:r>
+          </w:p>
+        </w:tc>
+        <w:tc>
+          <w:tcPr>
+            <w:tcW w:type="dxa" w:w="2933"/>
+            <w:tcBorders>
+              <w:top w:val="single" w:color="999999" w:sz="4"/>
+              <w:left w:val="single" w:color="999999" w:sz="4"/>
+              <w:bottom w:val="single" w:color="999999" w:sz="4"/>
+              <w:right w:val="single" w:color="999999" w:sz="4"/>
+            </w:tcBorders>
+            <w:tcMar>
+              <w:top w:type="dxa" w:w="100"/>
+              <w:left w:type="dxa" w:w="80"/>
+              <w:bottom w:type="dxa" w:w="100"/>
+              <w:right w:type="dxa" w:w="80"/>
+            </w:tcMar>
+            <w:vAlign w:val="center"/>
+          </w:tcPr>
+          <w:p>
+            <w:pPr>
+              <w:spacing w:after="0"/>
+            </w:pPr>
+            <w:r>
+              <w:rPr>
+                <w:sz w:val="18"/>
+                <w:szCs w:val="18"/>
+              </w:rPr>
+              <w:t xml:space="preserve"> </w:t>
+            </w:r>
+          </w:p>
+        </w:tc>
+        <w:tc>
+          <w:tcPr>
+            <w:tcW w:type="dxa" w:w="2933"/>
+            <w:tcBorders>
+              <w:top w:val="single" w:color="999999" w:sz="4"/>
+              <w:left w:val="single" w:color="999999" w:sz="4"/>
+              <w:bottom w:val="single" w:color="999999" w:sz="4"/>
+              <w:right w:val="single" w:color="999999" w:sz="4"/>
+            </w:tcBorders>
+            <w:tcMar>
+              <w:top w:type="dxa" w:w="100"/>
+              <w:left w:type="dxa" w:w="80"/>
+              <w:bottom w:type="dxa" w:w="100"/>
+              <w:right w:type="dxa" w:w="80"/>
+            </w:tcMar>
+            <w:vAlign w:val="center"/>
+          </w:tcPr>
+          <w:p>
+            <w:pPr>
+              <w:spacing w:after="0"/>
+            </w:pPr>
+            <w:r>
+              <w:rPr>
+                <w:sz w:val="18"/>
+                <w:szCs w:val="18"/>
+              </w:rPr>
+              <w:t xml:space="preserve"> </w:t>
+            </w:r>
+          </w:p>
+        </w:tc>
+      </w:tr>
+      <w:tr>
+        <w:tc>
+          <w:tcPr>
+            <w:tcW w:type="dxa" w:w="1000"/>
+            <w:tcBorders>
+              <w:top w:val="single" w:color="999999" w:sz="4"/>
+              <w:left w:val="single" w:color="999999" w:sz="4"/>
+              <w:bottom w:val="single" w:color="999999" w:sz="4"/>
+              <w:right w:val="single" w:color="999999" w:sz="4"/>
+            </w:tcBorders>
+            <w:shd w:fill="FDF3E7" w:color="auto" w:val="clear"/>
+            <w:tcMar>
+              <w:top w:type="dxa" w:w="100"/>
+              <w:left w:type="dxa" w:w="80"/>
+              <w:bottom w:type="dxa" w:w="100"/>
+              <w:right w:type="dxa" w:w="80"/>
+            </w:tcMar>
+            <w:vAlign w:val="center"/>
+          </w:tcPr>
+          <w:p>
+            <w:pPr>
+              <w:jc w:val="left"/>
+            </w:pPr>
+            <w:r>
+              <w:rPr>
+                <w:b w:val="false"/>
+                <w:bCs w:val="false"/>
+                <w:color w:val="000000"/>
+                <w:sz w:val="18"/>
+                <w:szCs w:val="18"/>
+              </w:rPr>
+              <w:t xml:space="preserve"/>
+            </w:r>
+          </w:p>
+        </w:tc>
+        <w:tc>
+          <w:tcPr>
+            <w:tcW w:type="dxa" w:w="1000"/>
+            <w:tcBorders>
+              <w:top w:val="single" w:color="999999" w:sz="4"/>
+              <w:left w:val="single" w:color="999999" w:sz="4"/>
+              <w:bottom w:val="single" w:color="999999" w:sz="4"/>
+              <w:right w:val="single" w:color="999999" w:sz="4"/>
+            </w:tcBorders>
+            <w:shd w:fill="FDF3E7" w:color="auto" w:val="clear"/>
+            <w:tcMar>
+              <w:top w:type="dxa" w:w="100"/>
+              <w:left w:type="dxa" w:w="80"/>
+              <w:bottom w:type="dxa" w:w="100"/>
+              <w:right w:type="dxa" w:w="80"/>
+            </w:tcMar>
+            <w:vAlign w:val="center"/>
+          </w:tcPr>
+          <w:p>
+            <w:pPr>
+              <w:jc w:val="center"/>
+            </w:pPr>
+            <w:r>
+              <w:rPr>
+                <w:b w:val="false"/>
+                <w:bCs w:val="false"/>
+                <w:color w:val="000000"/>
+                <w:sz w:val="18"/>
+                <w:szCs w:val="18"/>
+              </w:rPr>
+              <w:t xml:space="preserve">2팀</w:t>
+            </w:r>
+          </w:p>
+        </w:tc>
+        <w:tc>
+          <w:tcPr>
+            <w:tcW w:type="dxa" w:w="1000"/>
+            <w:tcBorders>
+              <w:top w:val="single" w:color="999999" w:sz="4"/>
+              <w:left w:val="single" w:color="999999" w:sz="4"/>
+              <w:bottom w:val="single" w:color="999999" w:sz="4"/>
+              <w:right w:val="single" w:color="999999" w:sz="4"/>
+            </w:tcBorders>
+            <w:tcMar>
+              <w:top w:type="dxa" w:w="100"/>
+              <w:left w:type="dxa" w:w="80"/>
+              <w:bottom w:type="dxa" w:w="100"/>
+              <w:right w:type="dxa" w:w="80"/>
+            </w:tcMar>
+            <w:vAlign w:val="center"/>
+          </w:tcPr>
+          <w:p>
+            <w:pPr>
+              <w:spacing w:after="0"/>
+            </w:pPr>
+            <w:r>
+              <w:rPr>
+                <w:sz w:val="18"/>
+                <w:szCs w:val="18"/>
+              </w:rPr>
+              <w:t xml:space="preserve"> </w:t>
+            </w:r>
+          </w:p>
+        </w:tc>
+        <w:tc>
+          <w:tcPr>
+            <w:tcW w:type="dxa" w:w="2933"/>
+            <w:tcBorders>
+              <w:top w:val="single" w:color="999999" w:sz="4"/>
+              <w:left w:val="single" w:color="999999" w:sz="4"/>
+              <w:bottom w:val="single" w:color="999999" w:sz="4"/>
+              <w:right w:val="single" w:color="999999" w:sz="4"/>
+            </w:tcBorders>
+            <w:tcMar>
+              <w:top w:type="dxa" w:w="100"/>
+              <w:left w:type="dxa" w:w="80"/>
+              <w:bottom w:type="dxa" w:w="100"/>
+              <w:right w:type="dxa" w:w="80"/>
+            </w:tcMar>
+            <w:vAlign w:val="center"/>
+          </w:tcPr>
+          <w:p>
+            <w:pPr>
+              <w:spacing w:after="0"/>
+            </w:pPr>
+            <w:r>
+              <w:rPr>
+                <w:sz w:val="18"/>
+                <w:szCs w:val="18"/>
+              </w:rPr>
+              <w:t xml:space="preserve"> </w:t>
+            </w:r>
+          </w:p>
+        </w:tc>
+        <w:tc>
+          <w:tcPr>
+            <w:tcW w:type="dxa" w:w="2933"/>
+            <w:tcBorders>
+              <w:top w:val="single" w:color="999999" w:sz="4"/>
+              <w:left w:val="single" w:color="999999" w:sz="4"/>
+              <w:bottom w:val="single" w:color="999999" w:sz="4"/>
+              <w:right w:val="single" w:color="999999" w:sz="4"/>
+            </w:tcBorders>
+            <w:tcMar>
+              <w:top w:type="dxa" w:w="100"/>
+              <w:left w:type="dxa" w:w="80"/>
+              <w:bottom w:type="dxa" w:w="100"/>
+              <w:right w:type="dxa" w:w="80"/>
+            </w:tcMar>
+            <w:vAlign w:val="center"/>
+          </w:tcPr>
+          <w:p>
+            <w:pPr>
+              <w:spacing w:after="0"/>
+            </w:pPr>
+            <w:r>
+              <w:rPr>
+                <w:sz w:val="18"/>
+                <w:szCs w:val="18"/>
+              </w:rPr>
+              <w:t xml:space="preserve"> </w:t>
+            </w:r>
+          </w:p>
+        </w:tc>
+      </w:tr>
+      <w:tr>
+        <w:tc>
+          <w:tcPr>
+            <w:tcW w:type="dxa" w:w="1000"/>
+            <w:tcBorders>
+              <w:top w:val="single" w:color="999999" w:sz="4"/>
+              <w:left w:val="single" w:color="999999" w:sz="4"/>
+              <w:bottom w:val="single" w:color="999999" w:sz="4"/>
+              <w:right w:val="single" w:color="999999" w:sz="4"/>
+            </w:tcBorders>
+            <w:shd w:fill="FDF3E7" w:color="auto" w:val="clear"/>
             <w:tcMar>
               <w:top w:type="dxa" w:w="100"/>
               <w:left w:type="dxa" w:w="80"/>
@@ -4836,102 +4864,10 @@
                 <w:sz w:val="18"/>
                 <w:szCs w:val="18"/>
               </w:rPr>
-              <w:t xml:space="preserve">찬성</w:t>
-            </w:r>
-          </w:p>
-        </w:tc>
-        <w:tc>
-          <w:tcPr>
-            <w:tcW w:type="dxa" w:w="1000"/>
-            <w:tcBorders>
-              <w:top w:val="single" w:color="999999" w:sz="4"/>
-              <w:left w:val="single" w:color="999999" w:sz="4"/>
-              <w:bottom w:val="single" w:color="999999" w:sz="4"/>
-              <w:right w:val="single" w:color="999999" w:sz="4"/>
-            </w:tcBorders>
-            <w:tcMar>
-              <w:top w:type="dxa" w:w="100"/>
-              <w:left w:type="dxa" w:w="80"/>
-              <w:bottom w:type="dxa" w:w="100"/>
-              <w:right w:type="dxa" w:w="80"/>
-            </w:tcMar>
-            <w:vAlign w:val="center"/>
-          </w:tcPr>
-          <w:p>
-            <w:pPr>
-              <w:spacing w:after="0"/>
-            </w:pPr>
-            <w:r>
-              <w:rPr>
-                <w:sz w:val="18"/>
-                <w:szCs w:val="18"/>
-              </w:rPr>
-              <w:t xml:space="preserve"> </w:t>
-            </w:r>
-          </w:p>
-        </w:tc>
-        <w:tc>
-          <w:tcPr>
-            <w:tcW w:type="dxa" w:w="2933"/>
-            <w:tcBorders>
-              <w:top w:val="single" w:color="999999" w:sz="4"/>
-              <w:left w:val="single" w:color="999999" w:sz="4"/>
-              <w:bottom w:val="single" w:color="999999" w:sz="4"/>
-              <w:right w:val="single" w:color="999999" w:sz="4"/>
-            </w:tcBorders>
-            <w:tcMar>
-              <w:top w:type="dxa" w:w="100"/>
-              <w:left w:type="dxa" w:w="80"/>
-              <w:bottom w:type="dxa" w:w="100"/>
-              <w:right w:type="dxa" w:w="80"/>
-            </w:tcMar>
-            <w:vAlign w:val="center"/>
-          </w:tcPr>
-          <w:p>
-            <w:pPr>
-              <w:spacing w:after="0"/>
-            </w:pPr>
-            <w:r>
-              <w:rPr>
-                <w:sz w:val="18"/>
-                <w:szCs w:val="18"/>
-              </w:rPr>
-              <w:t xml:space="preserve"> </w:t>
-            </w:r>
-          </w:p>
-        </w:tc>
-        <w:tc>
-          <w:tcPr>
-            <w:tcW w:type="dxa" w:w="2933"/>
-            <w:tcBorders>
-              <w:top w:val="single" w:color="999999" w:sz="4"/>
-              <w:left w:val="single" w:color="999999" w:sz="4"/>
-              <w:bottom w:val="single" w:color="999999" w:sz="4"/>
-              <w:right w:val="single" w:color="999999" w:sz="4"/>
-            </w:tcBorders>
-            <w:tcMar>
-              <w:top w:type="dxa" w:w="100"/>
-              <w:left w:type="dxa" w:w="80"/>
-              <w:bottom w:type="dxa" w:w="100"/>
-              <w:right w:type="dxa" w:w="80"/>
-            </w:tcMar>
-            <w:vAlign w:val="center"/>
-          </w:tcPr>
-          <w:p>
-            <w:pPr>
-              <w:spacing w:after="0"/>
-            </w:pPr>
-            <w:r>
-              <w:rPr>
-                <w:sz w:val="18"/>
-                <w:szCs w:val="18"/>
-              </w:rPr>
-              <w:t xml:space="preserve"> </w:t>
-            </w:r>
-          </w:p>
-        </w:tc>
-      </w:tr>
-      <w:tr>
+              <w:t xml:space="preserve">모둠 2</w:t>
+            </w:r>
+          </w:p>
+        </w:tc>
         <w:tc>
           <w:tcPr>
             <w:tcW w:type="dxa" w:w="1000"/>
@@ -4952,7 +4888,7 @@
           </w:tcPr>
           <w:p>
             <w:pPr>
-              <w:jc w:val="left"/>
+              <w:jc w:val="center"/>
             </w:pPr>
             <w:r>
               <w:rPr>
@@ -4962,201 +4898,7 @@
                 <w:sz w:val="18"/>
                 <w:szCs w:val="18"/>
               </w:rPr>
-              <w:t xml:space="preserve"/>
-            </w:r>
-          </w:p>
-        </w:tc>
-        <w:tc>
-          <w:tcPr>
-            <w:tcW w:type="dxa" w:w="1000"/>
-            <w:tcBorders>
-              <w:top w:val="single" w:color="999999" w:sz="4"/>
-              <w:left w:val="single" w:color="999999" w:sz="4"/>
-              <w:bottom w:val="single" w:color="999999" w:sz="4"/>
-              <w:right w:val="single" w:color="999999" w:sz="4"/>
-            </w:tcBorders>
-            <w:shd w:fill="FBEAEA" w:color="auto" w:val="clear"/>
-            <w:tcMar>
-              <w:top w:type="dxa" w:w="100"/>
-              <w:left w:type="dxa" w:w="80"/>
-              <w:bottom w:type="dxa" w:w="100"/>
-              <w:right w:type="dxa" w:w="80"/>
-            </w:tcMar>
-            <w:vAlign w:val="center"/>
-          </w:tcPr>
-          <w:p>
-            <w:pPr>
-              <w:jc w:val="center"/>
-            </w:pPr>
-            <w:r>
-              <w:rPr>
-                <w:b/>
-                <w:bCs/>
-                <w:color w:val="000000"/>
-                <w:sz w:val="18"/>
-                <w:szCs w:val="18"/>
-              </w:rPr>
-              <w:t xml:space="preserve">반대</w:t>
-            </w:r>
-          </w:p>
-        </w:tc>
-        <w:tc>
-          <w:tcPr>
-            <w:tcW w:type="dxa" w:w="1000"/>
-            <w:tcBorders>
-              <w:top w:val="single" w:color="999999" w:sz="4"/>
-              <w:left w:val="single" w:color="999999" w:sz="4"/>
-              <w:bottom w:val="single" w:color="999999" w:sz="4"/>
-              <w:right w:val="single" w:color="999999" w:sz="4"/>
-            </w:tcBorders>
-            <w:tcMar>
-              <w:top w:type="dxa" w:w="100"/>
-              <w:left w:type="dxa" w:w="80"/>
-              <w:bottom w:type="dxa" w:w="100"/>
-              <w:right w:type="dxa" w:w="80"/>
-            </w:tcMar>
-            <w:vAlign w:val="center"/>
-          </w:tcPr>
-          <w:p>
-            <w:pPr>
-              <w:spacing w:after="0"/>
-            </w:pPr>
-            <w:r>
-              <w:rPr>
-                <w:sz w:val="18"/>
-                <w:szCs w:val="18"/>
-              </w:rPr>
-              <w:t xml:space="preserve"> </w:t>
-            </w:r>
-          </w:p>
-        </w:tc>
-        <w:tc>
-          <w:tcPr>
-            <w:tcW w:type="dxa" w:w="2933"/>
-            <w:tcBorders>
-              <w:top w:val="single" w:color="999999" w:sz="4"/>
-              <w:left w:val="single" w:color="999999" w:sz="4"/>
-              <w:bottom w:val="single" w:color="999999" w:sz="4"/>
-              <w:right w:val="single" w:color="999999" w:sz="4"/>
-            </w:tcBorders>
-            <w:tcMar>
-              <w:top w:type="dxa" w:w="100"/>
-              <w:left w:type="dxa" w:w="80"/>
-              <w:bottom w:type="dxa" w:w="100"/>
-              <w:right w:type="dxa" w:w="80"/>
-            </w:tcMar>
-            <w:vAlign w:val="center"/>
-          </w:tcPr>
-          <w:p>
-            <w:pPr>
-              <w:spacing w:after="0"/>
-            </w:pPr>
-            <w:r>
-              <w:rPr>
-                <w:sz w:val="18"/>
-                <w:szCs w:val="18"/>
-              </w:rPr>
-              <w:t xml:space="preserve"> </w:t>
-            </w:r>
-          </w:p>
-        </w:tc>
-        <w:tc>
-          <w:tcPr>
-            <w:tcW w:type="dxa" w:w="2933"/>
-            <w:tcBorders>
-              <w:top w:val="single" w:color="999999" w:sz="4"/>
-              <w:left w:val="single" w:color="999999" w:sz="4"/>
-              <w:bottom w:val="single" w:color="999999" w:sz="4"/>
-              <w:right w:val="single" w:color="999999" w:sz="4"/>
-            </w:tcBorders>
-            <w:tcMar>
-              <w:top w:type="dxa" w:w="100"/>
-              <w:left w:type="dxa" w:w="80"/>
-              <w:bottom w:type="dxa" w:w="100"/>
-              <w:right w:type="dxa" w:w="80"/>
-            </w:tcMar>
-            <w:vAlign w:val="center"/>
-          </w:tcPr>
-          <w:p>
-            <w:pPr>
-              <w:spacing w:after="0"/>
-            </w:pPr>
-            <w:r>
-              <w:rPr>
-                <w:sz w:val="18"/>
-                <w:szCs w:val="18"/>
-              </w:rPr>
-              <w:t xml:space="preserve"> </w:t>
-            </w:r>
-          </w:p>
-        </w:tc>
-      </w:tr>
-      <w:tr>
-        <w:tc>
-          <w:tcPr>
-            <w:tcW w:type="dxa" w:w="1000"/>
-            <w:tcBorders>
-              <w:top w:val="single" w:color="999999" w:sz="4"/>
-              <w:left w:val="single" w:color="999999" w:sz="4"/>
-              <w:bottom w:val="single" w:color="999999" w:sz="4"/>
-              <w:right w:val="single" w:color="999999" w:sz="4"/>
-            </w:tcBorders>
-            <w:shd w:fill="FDF3E7" w:color="auto" w:val="clear"/>
-            <w:tcMar>
-              <w:top w:type="dxa" w:w="100"/>
-              <w:left w:type="dxa" w:w="80"/>
-              <w:bottom w:type="dxa" w:w="100"/>
-              <w:right w:type="dxa" w:w="80"/>
-            </w:tcMar>
-            <w:vAlign w:val="center"/>
-          </w:tcPr>
-          <w:p>
-            <w:pPr>
-              <w:jc w:val="center"/>
-            </w:pPr>
-            <w:r>
-              <w:rPr>
-                <w:b/>
-                <w:bCs/>
-                <w:color w:val="000000"/>
-                <w:sz w:val="18"/>
-                <w:szCs w:val="18"/>
-              </w:rPr>
-              <w:t xml:space="preserve">모둠 2</w:t>
-            </w:r>
-          </w:p>
-        </w:tc>
-        <w:tc>
-          <w:tcPr>
-            <w:tcW w:type="dxa" w:w="1000"/>
-            <w:tcBorders>
-              <w:top w:val="single" w:color="999999" w:sz="4"/>
-              <w:left w:val="single" w:color="999999" w:sz="4"/>
-              <w:bottom w:val="single" w:color="999999" w:sz="4"/>
-              <w:right w:val="single" w:color="999999" w:sz="4"/>
-            </w:tcBorders>
-            <w:shd w:fill="E7F3EC" w:color="auto" w:val="clear"/>
-            <w:tcMar>
-              <w:top w:type="dxa" w:w="100"/>
-              <w:left w:type="dxa" w:w="80"/>
-              <w:bottom w:type="dxa" w:w="100"/>
-              <w:right w:type="dxa" w:w="80"/>
-            </w:tcMar>
-            <w:vAlign w:val="center"/>
-          </w:tcPr>
-          <w:p>
-            <w:pPr>
-              <w:jc w:val="center"/>
-            </w:pPr>
-            <w:r>
-              <w:rPr>
-                <w:b/>
-                <w:bCs/>
-                <w:color w:val="000000"/>
-                <w:sz w:val="18"/>
-                <w:szCs w:val="18"/>
-              </w:rPr>
-              <w:t xml:space="preserve">찬성</w:t>
+              <w:t xml:space="preserve">1팀</w:t>
             </w:r>
           </w:p>
         </w:tc>
@@ -5295,28 +5037,28 @@
               <w:bottom w:val="single" w:color="999999" w:sz="4"/>
               <w:right w:val="single" w:color="999999" w:sz="4"/>
             </w:tcBorders>
-            <w:shd w:fill="FBEAEA" w:color="auto" w:val="clear"/>
-            <w:tcMar>
-              <w:top w:type="dxa" w:w="100"/>
-              <w:left w:type="dxa" w:w="80"/>
-              <w:bottom w:type="dxa" w:w="100"/>
-              <w:right w:type="dxa" w:w="80"/>
-            </w:tcMar>
-            <w:vAlign w:val="center"/>
-          </w:tcPr>
-          <w:p>
-            <w:pPr>
-              <w:jc w:val="center"/>
-            </w:pPr>
-            <w:r>
-              <w:rPr>
-                <w:b/>
-                <w:bCs/>
+            <w:shd w:fill="FDF3E7" w:color="auto" w:val="clear"/>
+            <w:tcMar>
+              <w:top w:type="dxa" w:w="100"/>
+              <w:left w:type="dxa" w:w="80"/>
+              <w:bottom w:type="dxa" w:w="100"/>
+              <w:right w:type="dxa" w:w="80"/>
+            </w:tcMar>
+            <w:vAlign w:val="center"/>
+          </w:tcPr>
+          <w:p>
+            <w:pPr>
+              <w:jc w:val="center"/>
+            </w:pPr>
+            <w:r>
+              <w:rPr>
+                <w:b w:val="false"/>
+                <w:bCs w:val="false"/>
                 <w:color w:val="000000"/>
                 <w:sz w:val="18"/>
                 <w:szCs w:val="18"/>
               </w:rPr>
-              <w:t xml:space="preserve">반대</w:t>
+              <w:t xml:space="preserve">2팀</w:t>
             </w:r>
           </w:p>
         </w:tc>
@@ -5584,7 +5326,7 @@
                 <w:sz w:val="19"/>
                 <w:szCs w:val="19"/>
               </w:rPr>
-              <w:t xml:space="preserve">입장</w:t>
+              <w:t xml:space="preserve">소속 팀</w:t>
             </w:r>
           </w:p>
         </w:tc>
@@ -5735,7 +5477,293 @@
               <w:bottom w:val="single" w:color="999999" w:sz="4"/>
               <w:right w:val="single" w:color="999999" w:sz="4"/>
             </w:tcBorders>
-            <w:shd w:fill="E7F3EC" w:color="auto" w:val="clear"/>
+            <w:shd w:fill="FDF3E7" w:color="auto" w:val="clear"/>
+            <w:tcMar>
+              <w:top w:type="dxa" w:w="100"/>
+              <w:left w:type="dxa" w:w="80"/>
+              <w:bottom w:type="dxa" w:w="100"/>
+              <w:right w:type="dxa" w:w="80"/>
+            </w:tcMar>
+            <w:vAlign w:val="center"/>
+          </w:tcPr>
+          <w:p>
+            <w:pPr>
+              <w:jc w:val="center"/>
+            </w:pPr>
+            <w:r>
+              <w:rPr>
+                <w:b w:val="false"/>
+                <w:bCs w:val="false"/>
+                <w:color w:val="000000"/>
+                <w:sz w:val="18"/>
+                <w:szCs w:val="18"/>
+              </w:rPr>
+              <w:t xml:space="preserve">1팀</w:t>
+            </w:r>
+          </w:p>
+        </w:tc>
+        <w:tc>
+          <w:tcPr>
+            <w:tcW w:type="dxa" w:w="1000"/>
+            <w:tcBorders>
+              <w:top w:val="single" w:color="999999" w:sz="4"/>
+              <w:left w:val="single" w:color="999999" w:sz="4"/>
+              <w:bottom w:val="single" w:color="999999" w:sz="4"/>
+              <w:right w:val="single" w:color="999999" w:sz="4"/>
+            </w:tcBorders>
+            <w:tcMar>
+              <w:top w:type="dxa" w:w="100"/>
+              <w:left w:type="dxa" w:w="80"/>
+              <w:bottom w:type="dxa" w:w="100"/>
+              <w:right w:type="dxa" w:w="80"/>
+            </w:tcMar>
+            <w:vAlign w:val="center"/>
+          </w:tcPr>
+          <w:p>
+            <w:pPr>
+              <w:spacing w:after="0"/>
+            </w:pPr>
+            <w:r>
+              <w:rPr>
+                <w:sz w:val="18"/>
+                <w:szCs w:val="18"/>
+              </w:rPr>
+              <w:t xml:space="preserve"> </w:t>
+            </w:r>
+          </w:p>
+        </w:tc>
+        <w:tc>
+          <w:tcPr>
+            <w:tcW w:type="dxa" w:w="2933"/>
+            <w:tcBorders>
+              <w:top w:val="single" w:color="999999" w:sz="4"/>
+              <w:left w:val="single" w:color="999999" w:sz="4"/>
+              <w:bottom w:val="single" w:color="999999" w:sz="4"/>
+              <w:right w:val="single" w:color="999999" w:sz="4"/>
+            </w:tcBorders>
+            <w:tcMar>
+              <w:top w:type="dxa" w:w="100"/>
+              <w:left w:type="dxa" w:w="80"/>
+              <w:bottom w:type="dxa" w:w="100"/>
+              <w:right w:type="dxa" w:w="80"/>
+            </w:tcMar>
+            <w:vAlign w:val="center"/>
+          </w:tcPr>
+          <w:p>
+            <w:pPr>
+              <w:spacing w:after="0"/>
+            </w:pPr>
+            <w:r>
+              <w:rPr>
+                <w:sz w:val="18"/>
+                <w:szCs w:val="18"/>
+              </w:rPr>
+              <w:t xml:space="preserve"> </w:t>
+            </w:r>
+          </w:p>
+        </w:tc>
+        <w:tc>
+          <w:tcPr>
+            <w:tcW w:type="dxa" w:w="2933"/>
+            <w:tcBorders>
+              <w:top w:val="single" w:color="999999" w:sz="4"/>
+              <w:left w:val="single" w:color="999999" w:sz="4"/>
+              <w:bottom w:val="single" w:color="999999" w:sz="4"/>
+              <w:right w:val="single" w:color="999999" w:sz="4"/>
+            </w:tcBorders>
+            <w:tcMar>
+              <w:top w:type="dxa" w:w="100"/>
+              <w:left w:type="dxa" w:w="80"/>
+              <w:bottom w:type="dxa" w:w="100"/>
+              <w:right w:type="dxa" w:w="80"/>
+            </w:tcMar>
+            <w:vAlign w:val="center"/>
+          </w:tcPr>
+          <w:p>
+            <w:pPr>
+              <w:spacing w:after="0"/>
+            </w:pPr>
+            <w:r>
+              <w:rPr>
+                <w:sz w:val="18"/>
+                <w:szCs w:val="18"/>
+              </w:rPr>
+              <w:t xml:space="preserve"> </w:t>
+            </w:r>
+          </w:p>
+        </w:tc>
+      </w:tr>
+      <w:tr>
+        <w:tc>
+          <w:tcPr>
+            <w:tcW w:type="dxa" w:w="1000"/>
+            <w:tcBorders>
+              <w:top w:val="single" w:color="999999" w:sz="4"/>
+              <w:left w:val="single" w:color="999999" w:sz="4"/>
+              <w:bottom w:val="single" w:color="999999" w:sz="4"/>
+              <w:right w:val="single" w:color="999999" w:sz="4"/>
+            </w:tcBorders>
+            <w:shd w:fill="FDF3E7" w:color="auto" w:val="clear"/>
+            <w:tcMar>
+              <w:top w:type="dxa" w:w="100"/>
+              <w:left w:type="dxa" w:w="80"/>
+              <w:bottom w:type="dxa" w:w="100"/>
+              <w:right w:type="dxa" w:w="80"/>
+            </w:tcMar>
+            <w:vAlign w:val="center"/>
+          </w:tcPr>
+          <w:p>
+            <w:pPr>
+              <w:jc w:val="left"/>
+            </w:pPr>
+            <w:r>
+              <w:rPr>
+                <w:b w:val="false"/>
+                <w:bCs w:val="false"/>
+                <w:color w:val="000000"/>
+                <w:sz w:val="18"/>
+                <w:szCs w:val="18"/>
+              </w:rPr>
+              <w:t xml:space="preserve"/>
+            </w:r>
+          </w:p>
+        </w:tc>
+        <w:tc>
+          <w:tcPr>
+            <w:tcW w:type="dxa" w:w="1000"/>
+            <w:tcBorders>
+              <w:top w:val="single" w:color="999999" w:sz="4"/>
+              <w:left w:val="single" w:color="999999" w:sz="4"/>
+              <w:bottom w:val="single" w:color="999999" w:sz="4"/>
+              <w:right w:val="single" w:color="999999" w:sz="4"/>
+            </w:tcBorders>
+            <w:shd w:fill="FDF3E7" w:color="auto" w:val="clear"/>
+            <w:tcMar>
+              <w:top w:type="dxa" w:w="100"/>
+              <w:left w:type="dxa" w:w="80"/>
+              <w:bottom w:type="dxa" w:w="100"/>
+              <w:right w:type="dxa" w:w="80"/>
+            </w:tcMar>
+            <w:vAlign w:val="center"/>
+          </w:tcPr>
+          <w:p>
+            <w:pPr>
+              <w:jc w:val="center"/>
+            </w:pPr>
+            <w:r>
+              <w:rPr>
+                <w:b w:val="false"/>
+                <w:bCs w:val="false"/>
+                <w:color w:val="000000"/>
+                <w:sz w:val="18"/>
+                <w:szCs w:val="18"/>
+              </w:rPr>
+              <w:t xml:space="preserve">2팀</w:t>
+            </w:r>
+          </w:p>
+        </w:tc>
+        <w:tc>
+          <w:tcPr>
+            <w:tcW w:type="dxa" w:w="1000"/>
+            <w:tcBorders>
+              <w:top w:val="single" w:color="999999" w:sz="4"/>
+              <w:left w:val="single" w:color="999999" w:sz="4"/>
+              <w:bottom w:val="single" w:color="999999" w:sz="4"/>
+              <w:right w:val="single" w:color="999999" w:sz="4"/>
+            </w:tcBorders>
+            <w:tcMar>
+              <w:top w:type="dxa" w:w="100"/>
+              <w:left w:type="dxa" w:w="80"/>
+              <w:bottom w:type="dxa" w:w="100"/>
+              <w:right w:type="dxa" w:w="80"/>
+            </w:tcMar>
+            <w:vAlign w:val="center"/>
+          </w:tcPr>
+          <w:p>
+            <w:pPr>
+              <w:spacing w:after="0"/>
+            </w:pPr>
+            <w:r>
+              <w:rPr>
+                <w:sz w:val="18"/>
+                <w:szCs w:val="18"/>
+              </w:rPr>
+              <w:t xml:space="preserve"> </w:t>
+            </w:r>
+          </w:p>
+        </w:tc>
+        <w:tc>
+          <w:tcPr>
+            <w:tcW w:type="dxa" w:w="2933"/>
+            <w:tcBorders>
+              <w:top w:val="single" w:color="999999" w:sz="4"/>
+              <w:left w:val="single" w:color="999999" w:sz="4"/>
+              <w:bottom w:val="single" w:color="999999" w:sz="4"/>
+              <w:right w:val="single" w:color="999999" w:sz="4"/>
+            </w:tcBorders>
+            <w:tcMar>
+              <w:top w:type="dxa" w:w="100"/>
+              <w:left w:type="dxa" w:w="80"/>
+              <w:bottom w:type="dxa" w:w="100"/>
+              <w:right w:type="dxa" w:w="80"/>
+            </w:tcMar>
+            <w:vAlign w:val="center"/>
+          </w:tcPr>
+          <w:p>
+            <w:pPr>
+              <w:spacing w:after="0"/>
+            </w:pPr>
+            <w:r>
+              <w:rPr>
+                <w:sz w:val="18"/>
+                <w:szCs w:val="18"/>
+              </w:rPr>
+              <w:t xml:space="preserve"> </w:t>
+            </w:r>
+          </w:p>
+        </w:tc>
+        <w:tc>
+          <w:tcPr>
+            <w:tcW w:type="dxa" w:w="2933"/>
+            <w:tcBorders>
+              <w:top w:val="single" w:color="999999" w:sz="4"/>
+              <w:left w:val="single" w:color="999999" w:sz="4"/>
+              <w:bottom w:val="single" w:color="999999" w:sz="4"/>
+              <w:right w:val="single" w:color="999999" w:sz="4"/>
+            </w:tcBorders>
+            <w:tcMar>
+              <w:top w:type="dxa" w:w="100"/>
+              <w:left w:type="dxa" w:w="80"/>
+              <w:bottom w:type="dxa" w:w="100"/>
+              <w:right w:type="dxa" w:w="80"/>
+            </w:tcMar>
+            <w:vAlign w:val="center"/>
+          </w:tcPr>
+          <w:p>
+            <w:pPr>
+              <w:spacing w:after="0"/>
+            </w:pPr>
+            <w:r>
+              <w:rPr>
+                <w:sz w:val="18"/>
+                <w:szCs w:val="18"/>
+              </w:rPr>
+              <w:t xml:space="preserve"> </w:t>
+            </w:r>
+          </w:p>
+        </w:tc>
+      </w:tr>
+      <w:tr>
+        <w:tc>
+          <w:tcPr>
+            <w:tcW w:type="dxa" w:w="1000"/>
+            <w:tcBorders>
+              <w:top w:val="single" w:color="999999" w:sz="4"/>
+              <w:left w:val="single" w:color="999999" w:sz="4"/>
+              <w:bottom w:val="single" w:color="999999" w:sz="4"/>
+              <w:right w:val="single" w:color="999999" w:sz="4"/>
+            </w:tcBorders>
+            <w:shd w:fill="FDF3E7" w:color="auto" w:val="clear"/>
             <w:tcMar>
               <w:top w:type="dxa" w:w="100"/>
               <w:left w:type="dxa" w:w="80"/>
@@ -5756,102 +5784,10 @@
                 <w:sz w:val="18"/>
                 <w:szCs w:val="18"/>
               </w:rPr>
-              <w:t xml:space="preserve">찬성</w:t>
-            </w:r>
-          </w:p>
-        </w:tc>
-        <w:tc>
-          <w:tcPr>
-            <w:tcW w:type="dxa" w:w="1000"/>
-            <w:tcBorders>
-              <w:top w:val="single" w:color="999999" w:sz="4"/>
-              <w:left w:val="single" w:color="999999" w:sz="4"/>
-              <w:bottom w:val="single" w:color="999999" w:sz="4"/>
-              <w:right w:val="single" w:color="999999" w:sz="4"/>
-            </w:tcBorders>
-            <w:tcMar>
-              <w:top w:type="dxa" w:w="100"/>
-              <w:left w:type="dxa" w:w="80"/>
-              <w:bottom w:type="dxa" w:w="100"/>
-              <w:right w:type="dxa" w:w="80"/>
-            </w:tcMar>
-            <w:vAlign w:val="center"/>
-          </w:tcPr>
-          <w:p>
-            <w:pPr>
-              <w:spacing w:after="0"/>
-            </w:pPr>
-            <w:r>
-              <w:rPr>
-                <w:sz w:val="18"/>
-                <w:szCs w:val="18"/>
-              </w:rPr>
-              <w:t xml:space="preserve"> </w:t>
-            </w:r>
-          </w:p>
-        </w:tc>
-        <w:tc>
-          <w:tcPr>
-            <w:tcW w:type="dxa" w:w="2933"/>
-            <w:tcBorders>
-              <w:top w:val="single" w:color="999999" w:sz="4"/>
-              <w:left w:val="single" w:color="999999" w:sz="4"/>
-              <w:bottom w:val="single" w:color="999999" w:sz="4"/>
-              <w:right w:val="single" w:color="999999" w:sz="4"/>
-            </w:tcBorders>
-            <w:tcMar>
-              <w:top w:type="dxa" w:w="100"/>
-              <w:left w:type="dxa" w:w="80"/>
-              <w:bottom w:type="dxa" w:w="100"/>
-              <w:right w:type="dxa" w:w="80"/>
-            </w:tcMar>
-            <w:vAlign w:val="center"/>
-          </w:tcPr>
-          <w:p>
-            <w:pPr>
-              <w:spacing w:after="0"/>
-            </w:pPr>
-            <w:r>
-              <w:rPr>
-                <w:sz w:val="18"/>
-                <w:szCs w:val="18"/>
-              </w:rPr>
-              <w:t xml:space="preserve"> </w:t>
-            </w:r>
-          </w:p>
-        </w:tc>
-        <w:tc>
-          <w:tcPr>
-            <w:tcW w:type="dxa" w:w="2933"/>
-            <w:tcBorders>
-              <w:top w:val="single" w:color="999999" w:sz="4"/>
-              <w:left w:val="single" w:color="999999" w:sz="4"/>
-              <w:bottom w:val="single" w:color="999999" w:sz="4"/>
-              <w:right w:val="single" w:color="999999" w:sz="4"/>
-            </w:tcBorders>
-            <w:tcMar>
-              <w:top w:type="dxa" w:w="100"/>
-              <w:left w:type="dxa" w:w="80"/>
-              <w:bottom w:type="dxa" w:w="100"/>
-              <w:right w:type="dxa" w:w="80"/>
-            </w:tcMar>
-            <w:vAlign w:val="center"/>
-          </w:tcPr>
-          <w:p>
-            <w:pPr>
-              <w:spacing w:after="0"/>
-            </w:pPr>
-            <w:r>
-              <w:rPr>
-                <w:sz w:val="18"/>
-                <w:szCs w:val="18"/>
-              </w:rPr>
-              <w:t xml:space="preserve"> </w:t>
-            </w:r>
-          </w:p>
-        </w:tc>
-      </w:tr>
-      <w:tr>
+              <w:t xml:space="preserve">모둠 2</w:t>
+            </w:r>
+          </w:p>
+        </w:tc>
         <w:tc>
           <w:tcPr>
             <w:tcW w:type="dxa" w:w="1000"/>
@@ -5872,7 +5808,7 @@
           </w:tcPr>
           <w:p>
             <w:pPr>
-              <w:jc w:val="left"/>
+              <w:jc w:val="center"/>
             </w:pPr>
             <w:r>
               <w:rPr>
@@ -5882,201 +5818,7 @@
                 <w:sz w:val="18"/>
                 <w:szCs w:val="18"/>
               </w:rPr>
-              <w:t xml:space="preserve"/>
-            </w:r>
-          </w:p>
-        </w:tc>
-        <w:tc>
-          <w:tcPr>
-            <w:tcW w:type="dxa" w:w="1000"/>
-            <w:tcBorders>
-              <w:top w:val="single" w:color="999999" w:sz="4"/>
-              <w:left w:val="single" w:color="999999" w:sz="4"/>
-              <w:bottom w:val="single" w:color="999999" w:sz="4"/>
-              <w:right w:val="single" w:color="999999" w:sz="4"/>
-            </w:tcBorders>
-            <w:shd w:fill="FBEAEA" w:color="auto" w:val="clear"/>
-            <w:tcMar>
-              <w:top w:type="dxa" w:w="100"/>
-              <w:left w:type="dxa" w:w="80"/>
-              <w:bottom w:type="dxa" w:w="100"/>
-              <w:right w:type="dxa" w:w="80"/>
-            </w:tcMar>
-            <w:vAlign w:val="center"/>
-          </w:tcPr>
-          <w:p>
-            <w:pPr>
-              <w:jc w:val="center"/>
-            </w:pPr>
-            <w:r>
-              <w:rPr>
-                <w:b/>
-                <w:bCs/>
-                <w:color w:val="000000"/>
-                <w:sz w:val="18"/>
-                <w:szCs w:val="18"/>
-              </w:rPr>
-              <w:t xml:space="preserve">반대</w:t>
-            </w:r>
-          </w:p>
-        </w:tc>
-        <w:tc>
-          <w:tcPr>
-            <w:tcW w:type="dxa" w:w="1000"/>
-            <w:tcBorders>
-              <w:top w:val="single" w:color="999999" w:sz="4"/>
-              <w:left w:val="single" w:color="999999" w:sz="4"/>
-              <w:bottom w:val="single" w:color="999999" w:sz="4"/>
-              <w:right w:val="single" w:color="999999" w:sz="4"/>
-            </w:tcBorders>
-            <w:tcMar>
-              <w:top w:type="dxa" w:w="100"/>
-              <w:left w:type="dxa" w:w="80"/>
-              <w:bottom w:type="dxa" w:w="100"/>
-              <w:right w:type="dxa" w:w="80"/>
-            </w:tcMar>
-            <w:vAlign w:val="center"/>
-          </w:tcPr>
-          <w:p>
-            <w:pPr>
-              <w:spacing w:after="0"/>
-            </w:pPr>
-            <w:r>
-              <w:rPr>
-                <w:sz w:val="18"/>
-                <w:szCs w:val="18"/>
-              </w:rPr>
-              <w:t xml:space="preserve"> </w:t>
-            </w:r>
-          </w:p>
-        </w:tc>
-        <w:tc>
-          <w:tcPr>
-            <w:tcW w:type="dxa" w:w="2933"/>
-            <w:tcBorders>
-              <w:top w:val="single" w:color="999999" w:sz="4"/>
-              <w:left w:val="single" w:color="999999" w:sz="4"/>
-              <w:bottom w:val="single" w:color="999999" w:sz="4"/>
-              <w:right w:val="single" w:color="999999" w:sz="4"/>
-            </w:tcBorders>
-            <w:tcMar>
-              <w:top w:type="dxa" w:w="100"/>
-              <w:left w:type="dxa" w:w="80"/>
-              <w:bottom w:type="dxa" w:w="100"/>
-              <w:right w:type="dxa" w:w="80"/>
-            </w:tcMar>
-            <w:vAlign w:val="center"/>
-          </w:tcPr>
-          <w:p>
-            <w:pPr>
-              <w:spacing w:after="0"/>
-            </w:pPr>
-            <w:r>
-              <w:rPr>
-                <w:sz w:val="18"/>
-                <w:szCs w:val="18"/>
-              </w:rPr>
-              <w:t xml:space="preserve"> </w:t>
-            </w:r>
-          </w:p>
-        </w:tc>
-        <w:tc>
-          <w:tcPr>
-            <w:tcW w:type="dxa" w:w="2933"/>
-            <w:tcBorders>
-              <w:top w:val="single" w:color="999999" w:sz="4"/>
-              <w:left w:val="single" w:color="999999" w:sz="4"/>
-              <w:bottom w:val="single" w:color="999999" w:sz="4"/>
-              <w:right w:val="single" w:color="999999" w:sz="4"/>
-            </w:tcBorders>
-            <w:tcMar>
-              <w:top w:type="dxa" w:w="100"/>
-              <w:left w:type="dxa" w:w="80"/>
-              <w:bottom w:type="dxa" w:w="100"/>
-              <w:right w:type="dxa" w:w="80"/>
-            </w:tcMar>
-            <w:vAlign w:val="center"/>
-          </w:tcPr>
-          <w:p>
-            <w:pPr>
-              <w:spacing w:after="0"/>
-            </w:pPr>
-            <w:r>
-              <w:rPr>
-                <w:sz w:val="18"/>
-                <w:szCs w:val="18"/>
-              </w:rPr>
-              <w:t xml:space="preserve"> </w:t>
-            </w:r>
-          </w:p>
-        </w:tc>
-      </w:tr>
-      <w:tr>
-        <w:tc>
-          <w:tcPr>
-            <w:tcW w:type="dxa" w:w="1000"/>
-            <w:tcBorders>
-              <w:top w:val="single" w:color="999999" w:sz="4"/>
-              <w:left w:val="single" w:color="999999" w:sz="4"/>
-              <w:bottom w:val="single" w:color="999999" w:sz="4"/>
-              <w:right w:val="single" w:color="999999" w:sz="4"/>
-            </w:tcBorders>
-            <w:shd w:fill="FDF3E7" w:color="auto" w:val="clear"/>
-            <w:tcMar>
-              <w:top w:type="dxa" w:w="100"/>
-              <w:left w:type="dxa" w:w="80"/>
-              <w:bottom w:type="dxa" w:w="100"/>
-              <w:right w:type="dxa" w:w="80"/>
-            </w:tcMar>
-            <w:vAlign w:val="center"/>
-          </w:tcPr>
-          <w:p>
-            <w:pPr>
-              <w:jc w:val="center"/>
-            </w:pPr>
-            <w:r>
-              <w:rPr>
-                <w:b/>
-                <w:bCs/>
-                <w:color w:val="000000"/>
-                <w:sz w:val="18"/>
-                <w:szCs w:val="18"/>
-              </w:rPr>
-              <w:t xml:space="preserve">모둠 2</w:t>
-            </w:r>
-          </w:p>
-        </w:tc>
-        <w:tc>
-          <w:tcPr>
-            <w:tcW w:type="dxa" w:w="1000"/>
-            <w:tcBorders>
-              <w:top w:val="single" w:color="999999" w:sz="4"/>
-              <w:left w:val="single" w:color="999999" w:sz="4"/>
-              <w:bottom w:val="single" w:color="999999" w:sz="4"/>
-              <w:right w:val="single" w:color="999999" w:sz="4"/>
-            </w:tcBorders>
-            <w:shd w:fill="E7F3EC" w:color="auto" w:val="clear"/>
-            <w:tcMar>
-              <w:top w:type="dxa" w:w="100"/>
-              <w:left w:type="dxa" w:w="80"/>
-              <w:bottom w:type="dxa" w:w="100"/>
-              <w:right w:type="dxa" w:w="80"/>
-            </w:tcMar>
-            <w:vAlign w:val="center"/>
-          </w:tcPr>
-          <w:p>
-            <w:pPr>
-              <w:jc w:val="center"/>
-            </w:pPr>
-            <w:r>
-              <w:rPr>
-                <w:b/>
-                <w:bCs/>
-                <w:color w:val="000000"/>
-                <w:sz w:val="18"/>
-                <w:szCs w:val="18"/>
-              </w:rPr>
-              <w:t xml:space="preserve">찬성</w:t>
+              <w:t xml:space="preserve">1팀</w:t>
             </w:r>
           </w:p>
         </w:tc>
@@ -6215,28 +5957,28 @@
               <w:bottom w:val="single" w:color="999999" w:sz="4"/>
               <w:right w:val="single" w:color="999999" w:sz="4"/>
             </w:tcBorders>
-            <w:shd w:fill="FBEAEA" w:color="auto" w:val="clear"/>
-            <w:tcMar>
-              <w:top w:type="dxa" w:w="100"/>
-              <w:left w:type="dxa" w:w="80"/>
-              <w:bottom w:type="dxa" w:w="100"/>
-              <w:right w:type="dxa" w:w="80"/>
-            </w:tcMar>
-            <w:vAlign w:val="center"/>
-          </w:tcPr>
-          <w:p>
-            <w:pPr>
-              <w:jc w:val="center"/>
-            </w:pPr>
-            <w:r>
-              <w:rPr>
-                <w:b/>
-                <w:bCs/>
+            <w:shd w:fill="FDF3E7" w:color="auto" w:val="clear"/>
+            <w:tcMar>
+              <w:top w:type="dxa" w:w="100"/>
+              <w:left w:type="dxa" w:w="80"/>
+              <w:bottom w:type="dxa" w:w="100"/>
+              <w:right w:type="dxa" w:w="80"/>
+            </w:tcMar>
+            <w:vAlign w:val="center"/>
+          </w:tcPr>
+          <w:p>
+            <w:pPr>
+              <w:jc w:val="center"/>
+            </w:pPr>
+            <w:r>
+              <w:rPr>
+                <w:b w:val="false"/>
+                <w:bCs w:val="false"/>
                 <w:color w:val="000000"/>
                 <w:sz w:val="18"/>
                 <w:szCs w:val="18"/>
               </w:rPr>
-              <w:t xml:space="preserve">반대</w:t>
+              <w:t xml:space="preserve">2팀</w:t>
             </w:r>
           </w:p>
         </w:tc>
